--- a/数据结构2017-题库.docx
+++ b/数据结构2017-题库.docx
@@ -17,6 +17,12 @@
       <w:r>
         <w:br/>
       </w:r>
+      <w:r>
+        <w:rPr>
+          <w:rFonts w:hint="eastAsia"/>
+        </w:rPr>
+        <w:t xml:space="preserve">单项选择题与综合应用题详解</w:t>
+      </w:r>
     </w:p>
     <w:bookmarkStart w:id="24" w:name="单项选择题"/>
     <w:p>
@@ -56,9 +62,6 @@
         </w:rPr>
         <w:t xml:space="preserve">下列函数的时间复杂度是</w:t>
       </w:r>
-      <w:r>
-        <w:br/>
-      </w:r>
     </w:p>
     <w:p>
       <w:pPr>
@@ -298,12 +301,6 @@
         <w:pStyle w:val="FirstParagraph"/>
       </w:pPr>
       <w:r>
-        <w:t xml:space="preserve">2</w:t>
-      </w:r>
-      <w:r>
-        <w:t xml:space="preserve"> </w:t>
-      </w:r>
-      <w:r>
         <w:rPr>
           <w:b/>
           <w:bCs/>
@@ -314,7 +311,7 @@
         <w:t xml:space="preserve"> </w:t>
       </w:r>
       <w:r>
-        <w:t xml:space="preserve">O(logn)</w:t>
+        <w:t xml:space="preserve">O(n)</w:t>
       </w:r>
     </w:p>
     <w:p>
@@ -332,12 +329,9 @@
         <w:t xml:space="preserve"> </w:t>
       </w:r>
       <w:r>
-        <w:t xml:space="preserve">O(n</w:t>
-      </w:r>
-      <w:r>
-        <w:rPr>
-          <w:vertAlign w:val="superscript"/>
-        </w:rPr>
+        <w:t xml:space="preserve">O(n^</w:t>
+      </w:r>
+      <w:r>
         <w:t xml:space="preserve">1/2</w:t>
       </w:r>
       <w:r>
@@ -377,7 +371,7 @@
         <w:t xml:space="preserve"> </w:t>
       </w:r>
       <w:r>
-        <w:t xml:space="preserve">O(nlogn)</w:t>
+        <w:t xml:space="preserve">O(n n)</w:t>
       </w:r>
     </w:p>
     <w:p>
@@ -401,12 +395,9 @@
         <w:pStyle w:val="BodyText"/>
       </w:pPr>
       <w:r>
-        <w:t xml:space="preserve">B. O(n</w:t>
-      </w:r>
-      <w:r>
-        <w:rPr>
-          <w:vertAlign w:val="superscript"/>
-        </w:rPr>
+        <w:t xml:space="preserve">B. O(n^</w:t>
+      </w:r>
+      <w:r>
         <w:t xml:space="preserve">1/2</w:t>
       </w:r>
       <w:r>
@@ -437,48 +428,9 @@
         <w:rPr>
           <w:rFonts w:hint="eastAsia"/>
         </w:rPr>
-        <w:t xml:space="preserve">分析循环过程：sum</w:t>
-      </w:r>
-      <w:r>
-        <w:t xml:space="preserve"> = 1 + 2 + 3 + ... + </w:t>
-      </w:r>
-      <w:r>
-        <w:rPr>
-          <w:rFonts w:hint="eastAsia"/>
-        </w:rPr>
-        <w:t xml:space="preserve">i，直到sum</w:t>
-      </w:r>
-      <w:r>
-        <w:t xml:space="preserve"> ≥ </w:t>
-      </w:r>
-      <w:r>
-        <w:rPr>
-          <w:rFonts w:hint="eastAsia"/>
-        </w:rPr>
-        <w:t xml:space="preserve">n。即i(i+1)/2</w:t>
-      </w:r>
-      <w:r>
-        <w:t xml:space="preserve"> ≥ </w:t>
-      </w:r>
-      <w:r>
-        <w:rPr>
-          <w:rFonts w:hint="eastAsia"/>
-        </w:rPr>
-        <w:t xml:space="preserve">n，所以i</w:t>
-      </w:r>
-      <w:r>
-        <w:t xml:space="preserve"> ≈ </w:t>
-      </w:r>
-      <w:r>
-        <w:rPr>
-          <w:rFonts w:hint="eastAsia"/>
-        </w:rPr>
-        <w:t xml:space="preserve">√(2n)，时间复杂度为O(√n)即O(n</w:t>
-      </w:r>
-      <w:r>
-        <w:rPr>
-          <w:vertAlign w:val="superscript"/>
-        </w:rPr>
+        <w:t xml:space="preserve">循环中sum累加1+2+…+i，直到sum≥n，即i(i+1)/2≥n，解得i≈√(2n)。循环执行次数为O(√n)，即O(n^</w:t>
+      </w:r>
+      <w:r>
         <w:t xml:space="preserve">1/2</w:t>
       </w:r>
       <w:r>
@@ -565,12 +517,6 @@
         <w:pStyle w:val="BodyText"/>
       </w:pPr>
       <w:r>
-        <w:t xml:space="preserve">2</w:t>
-      </w:r>
-      <w:r>
-        <w:t xml:space="preserve"> </w:t>
-      </w:r>
-      <w:r>
         <w:rPr>
           <w:b/>
           <w:bCs/>
@@ -701,49 +647,46 @@
         <w:pStyle w:val="BodyText"/>
       </w:pPr>
       <w:r>
-        <w:t xml:space="preserve">I. </w:t>
-      </w:r>
-      <w:r>
-        <w:rPr>
-          <w:rFonts w:hint="eastAsia"/>
-        </w:rPr>
-        <w:t xml:space="preserve">正确，但不是必须使用栈，有些递归可改写为循环。</w:t>
-      </w:r>
-      <w:r>
-        <w:t xml:space="preserve"> </w:t>
-      </w:r>
-      <w:r>
-        <w:t xml:space="preserve">II. </w:t>
-      </w:r>
-      <w:r>
-        <w:rPr>
-          <w:rFonts w:hint="eastAsia"/>
-        </w:rPr>
-        <w:t xml:space="preserve">正确，系统使用栈保存函数调用信息。</w:t>
-      </w:r>
-      <w:r>
-        <w:t xml:space="preserve"> </w:t>
-      </w:r>
-      <w:r>
-        <w:t xml:space="preserve">III. </w:t>
-      </w:r>
-      <w:r>
-        <w:rPr>
-          <w:rFonts w:hint="eastAsia"/>
-        </w:rPr>
-        <w:t xml:space="preserve">错误，出栈次序不仅取决于入栈次序，还取决于入栈和出栈的操作序列。</w:t>
-      </w:r>
-      <w:r>
-        <w:t xml:space="preserve"> </w:t>
-      </w:r>
-      <w:r>
-        <w:t xml:space="preserve">IV. </w:t>
-      </w:r>
-      <w:r>
-        <w:rPr>
-          <w:rFonts w:hint="eastAsia"/>
-        </w:rPr>
-        <w:t xml:space="preserve">错误，栈只允许在一端进行操作，不是两端。</w:t>
+        <w:rPr>
+          <w:rFonts w:hint="eastAsia"/>
+        </w:rPr>
+        <w:t xml:space="preserve">I正确（多数情况下需要栈保存调用信息）。</w:t>
+      </w:r>
+      <w:r>
+        <w:t xml:space="preserve"> </w:t>
+      </w:r>
+      <w:r>
+        <w:rPr>
+          <w:rFonts w:hint="eastAsia"/>
+        </w:rPr>
+        <w:t xml:space="preserve">II正确（函数调用使用栈保存返回地址和局部变量）。</w:t>
+      </w:r>
+      <w:r>
+        <w:t xml:space="preserve"> </w:t>
+      </w:r>
+      <w:r>
+        <w:rPr>
+          <w:rFonts w:hint="eastAsia"/>
+        </w:rPr>
+        <w:t xml:space="preserve">III错误（出栈次序取决于具体的入栈、出栈操作序列，而非仅入栈次序）。</w:t>
+      </w:r>
+      <w:r>
+        <w:t xml:space="preserve"> </w:t>
+      </w:r>
+      <w:r>
+        <w:rPr>
+          <w:rFonts w:hint="eastAsia"/>
+        </w:rPr>
+        <w:t xml:space="preserve">IV错误（栈只允许在一端进行操作，不是两端）。</w:t>
+      </w:r>
+      <w:r>
+        <w:t xml:space="preserve"> </w:t>
+      </w:r>
+      <w:r>
+        <w:rPr>
+          <w:rFonts w:hint="eastAsia"/>
+        </w:rPr>
+        <w:t xml:space="preserve">故错误的是III、IV。</w:t>
       </w:r>
     </w:p>
     <w:p>
@@ -778,12 +721,6 @@
         <w:pStyle w:val="BodyText"/>
       </w:pPr>
       <w:r>
-        <w:t xml:space="preserve">2</w:t>
-      </w:r>
-      <w:r>
-        <w:t xml:space="preserve"> </w:t>
-      </w:r>
-      <w:r>
         <w:rPr>
           <w:b/>
           <w:bCs/>
@@ -917,7 +854,7 @@
         <w:rPr>
           <w:rFonts w:hint="eastAsia"/>
         </w:rPr>
-        <w:t xml:space="preserve">稀疏矩阵中非零元素较少，三元组表存储非零元素的行列值和数值，十字链表是链式存储稀疏矩阵的有效结构。邻接矩阵不适用于稀疏矩阵的压缩存储。</w:t>
+        <w:t xml:space="preserve">稀疏矩阵非零元素较少，三元组表存储非零元素的行列值和数值，十字链表是链式存储稀疏矩阵的有效结构。邻接矩阵和二叉链表不适合稀疏矩阵的压缩存储。</w:t>
       </w:r>
     </w:p>
     <w:p>
@@ -952,12 +889,6 @@
         <w:pStyle w:val="BodyText"/>
       </w:pPr>
       <w:r>
-        <w:t xml:space="preserve">2</w:t>
-      </w:r>
-      <w:r>
-        <w:t xml:space="preserve"> </w:t>
-      </w:r>
-      <w:r>
         <w:rPr>
           <w:b/>
           <w:bCs/>
@@ -1091,7 +1022,31 @@
         <w:rPr>
           <w:rFonts w:hint="eastAsia"/>
         </w:rPr>
-        <w:t xml:space="preserve">先序序列是"根左右"，中序序列是"左根右"。要使两个序列相同，必须没有左子树，即所有非叶节点都只有右子树。</w:t>
+        <w:t xml:space="preserve">先序序列为</w:t>
+      </w:r>
+      <w:r>
+        <w:rPr>
+          <w:rFonts w:hint="eastAsia"/>
+        </w:rPr>
+        <w:t xml:space="preserve">“根-左-右”</w:t>
+      </w:r>
+      <w:r>
+        <w:rPr>
+          <w:rFonts w:hint="eastAsia"/>
+        </w:rPr>
+        <w:t xml:space="preserve">，中序序列为</w:t>
+      </w:r>
+      <w:r>
+        <w:rPr>
+          <w:rFonts w:hint="eastAsia"/>
+        </w:rPr>
+        <w:t xml:space="preserve">“左-根-右”</w:t>
+      </w:r>
+      <w:r>
+        <w:rPr>
+          <w:rFonts w:hint="eastAsia"/>
+        </w:rPr>
+        <w:t xml:space="preserve">。要使二者相同，必须不存在左子树，即所有非叶结点都只有右子树。</w:t>
       </w:r>
     </w:p>
     <w:p>
@@ -1173,12 +1128,6 @@
         <w:pStyle w:val="FirstParagraph"/>
       </w:pPr>
       <w:r>
-        <w:t xml:space="preserve">2</w:t>
-      </w:r>
-      <w:r>
-        <w:t xml:space="preserve"> </w:t>
-      </w:r>
-      <w:r>
         <w:rPr>
           <w:b/>
           <w:bCs/>
@@ -1294,7 +1243,7 @@
         <w:rPr>
           <w:rFonts w:hint="eastAsia"/>
         </w:rPr>
-        <w:t xml:space="preserve">后序序列是e,a,c,b,d,g,f。根据后序遍历"左右根"的特点和图示结构，可以推断出树的具体形态，从而确定与a同层的节点是d。</w:t>
+        <w:t xml:space="preserve">后序序列e,a,c,b,d,g,f表明树结构为：a是根，e是a的左子树根，b是a的右子树根，c是b的左子树，d是b的右子树，g是d的左子树，f是d的右子树。a所在层为第1层，d与a同层（均为第2层）。</w:t>
       </w:r>
     </w:p>
     <w:p>
@@ -1430,12 +1379,6 @@
         <w:pStyle w:val="BodyText"/>
       </w:pPr>
       <w:r>
-        <w:t xml:space="preserve">2</w:t>
-      </w:r>
-      <w:r>
-        <w:t xml:space="preserve"> </w:t>
-      </w:r>
-      <w:r>
         <w:rPr>
           <w:b/>
           <w:bCs/>
@@ -1551,264 +1494,67 @@
         <w:rPr>
           <w:rFonts w:hint="eastAsia"/>
         </w:rPr>
-        <w:t xml:space="preserve">按编码表逐一匹配：0100→a,</w:t>
-      </w:r>
-      <w:r>
-        <w:t xml:space="preserve"> 011→f, 0100→a, 10→b, 11→g, </w:t>
-      </w:r>
-      <w:r>
-        <w:rPr>
-          <w:rFonts w:hint="eastAsia"/>
-        </w:rPr>
-        <w:t xml:space="preserve">0101→d。不对，让我重新匹配：0100(=a),</w:t>
-      </w:r>
-      <w:r>
-        <w:t xml:space="preserve"> 011(=f), 0100(=a), 10(=b), 11(=g), 0101(=d)。</w:t>
-      </w:r>
-    </w:p>
-    <w:p>
-      <w:pPr>
-        <w:pStyle w:val="BodyText"/>
-      </w:pPr>
-      <w:r>
-        <w:rPr>
-          <w:rFonts w:hint="eastAsia"/>
-        </w:rPr>
-        <w:t xml:space="preserve">实际匹配过程：0100(=a),</w:t>
-      </w:r>
-      <w:r>
-        <w:t xml:space="preserve"> 011(=f), 0100(=a), 10(=b), 11(=g), </w:t>
-      </w:r>
-      <w:r>
-        <w:rPr>
-          <w:rFonts w:hint="eastAsia"/>
-        </w:rPr>
-        <w:t xml:space="preserve">0101(=d)。等等，0100011001001011110101拆分：0100|011|001|001|011|11|0101</w:t>
-      </w:r>
-      <w:r>
-        <w:t xml:space="preserve"> → a,f,e,e,f,g,d。</w:t>
-      </w:r>
-    </w:p>
-    <w:p>
-      <w:pPr>
-        <w:pStyle w:val="BodyText"/>
-      </w:pPr>
-      <w:r>
-        <w:rPr>
-          <w:rFonts w:hint="eastAsia"/>
-        </w:rPr>
-        <w:t xml:space="preserve">让我重新检查：0100011001001011110101</w:t>
-      </w:r>
-      <w:r>
-        <w:t xml:space="preserve"> </w:t>
-      </w:r>
-      <w:r>
-        <w:t xml:space="preserve">- 0100 → a</w:t>
-      </w:r>
-      <w:r>
-        <w:t xml:space="preserve"> </w:t>
-      </w:r>
-      <w:r>
-        <w:t xml:space="preserve">- 011 → f</w:t>
-      </w:r>
-      <w:r>
-        <w:t xml:space="preserve"> </w:t>
-      </w:r>
-      <w:r>
-        <w:t xml:space="preserve">- 001 → e</w:t>
-      </w:r>
-      <w:r>
-        <w:t xml:space="preserve"> </w:t>
-      </w:r>
-      <w:r>
-        <w:t xml:space="preserve">- 001 → e</w:t>
-      </w:r>
-      <w:r>
-        <w:t xml:space="preserve"> </w:t>
-      </w:r>
-      <w:r>
-        <w:t xml:space="preserve">- 011 → f</w:t>
-      </w:r>
-      <w:r>
-        <w:t xml:space="preserve"> </w:t>
-      </w:r>
-      <w:r>
-        <w:t xml:space="preserve">- 11 → g</w:t>
-      </w:r>
-      <w:r>
-        <w:t xml:space="preserve"> </w:t>
-      </w:r>
-      <w:r>
-        <w:t xml:space="preserve">- 0101 → d</w:t>
-      </w:r>
-    </w:p>
-    <w:p>
-      <w:pPr>
-        <w:pStyle w:val="BodyText"/>
-      </w:pPr>
-      <w:r>
-        <w:rPr>
-          <w:rFonts w:hint="eastAsia"/>
-        </w:rPr>
-        <w:t xml:space="preserve">得到afeefgd，对应选项D。</w:t>
-      </w:r>
-    </w:p>
-    <w:p>
-      <w:pPr>
-        <w:pStyle w:val="BodyText"/>
-      </w:pPr>
-      <w:r>
-        <w:rPr>
-          <w:rFonts w:hint="eastAsia"/>
-        </w:rPr>
-        <w:t xml:space="preserve">让我再次核对：0100011001001011110101</w:t>
-      </w:r>
-      <w:r>
-        <w:t xml:space="preserve"> </w:t>
-      </w:r>
-      <w:r>
-        <w:t xml:space="preserve">- 0100 → a</w:t>
-      </w:r>
-      <w:r>
-        <w:t xml:space="preserve"> </w:t>
-      </w:r>
-      <w:r>
-        <w:t xml:space="preserve">- 011 → f</w:t>
-      </w:r>
-      <w:r>
-        <w:t xml:space="preserve"> </w:t>
-      </w:r>
-      <w:r>
-        <w:t xml:space="preserve">- 001 → e</w:t>
-      </w:r>
-      <w:r>
-        <w:t xml:space="preserve"> </w:t>
-      </w:r>
-      <w:r>
-        <w:t xml:space="preserve">- 001 → e</w:t>
-      </w:r>
-      <w:r>
-        <w:t xml:space="preserve"> </w:t>
-      </w:r>
-      <w:r>
-        <w:t xml:space="preserve">- 011 → f</w:t>
-      </w:r>
-      <w:r>
-        <w:t xml:space="preserve"> </w:t>
-      </w:r>
-      <w:r>
-        <w:t xml:space="preserve">- 11 → g</w:t>
-      </w:r>
-      <w:r>
-        <w:t xml:space="preserve"> </w:t>
-      </w:r>
-      <w:r>
-        <w:t xml:space="preserve">- 0101 → d</w:t>
-      </w:r>
-    </w:p>
-    <w:p>
-      <w:pPr>
-        <w:pStyle w:val="BodyText"/>
-      </w:pPr>
-      <w:r>
-        <w:rPr>
-          <w:rFonts w:hint="eastAsia"/>
-        </w:rPr>
-        <w:t xml:space="preserve">是afeefgd，对应选项D。但答案是C，让我再次检查题目。</w:t>
-      </w:r>
-    </w:p>
-    <w:p>
-      <w:pPr>
-        <w:pStyle w:val="BodyText"/>
-      </w:pPr>
-      <w:r>
-        <w:rPr>
-          <w:rFonts w:hint="eastAsia"/>
-        </w:rPr>
-        <w:t xml:space="preserve">题目：0100011001001011110101</w:t>
-      </w:r>
-      <w:r>
-        <w:t xml:space="preserve"> </w:t>
-      </w:r>
-      <w:r>
-        <w:rPr>
-          <w:rFonts w:hint="eastAsia"/>
-        </w:rPr>
-        <w:t xml:space="preserve">如果按afbeagd，应该是：0100(a)011(f)0100(a)10(b)001(e)0101(d)?</w:t>
-      </w:r>
-      <w:r>
-        <w:t xml:space="preserve"> </w:t>
-      </w:r>
-      <w:r>
-        <w:t xml:space="preserve">0100011001001011110101 ≠ 0100(a)011(f)0100(a)10(b)001(e)0101(d)</w:t>
-      </w:r>
-      <w:r>
-        <w:t xml:space="preserve"> </w:t>
-      </w:r>
-      <w:r>
-        <w:t xml:space="preserve">a(0100) f(011) b(10) e(001) a(0100) g(11) d(0101) = </w:t>
-      </w:r>
-      <w:r>
-        <w:rPr>
-          <w:rFonts w:hint="eastAsia"/>
-        </w:rPr>
-        <w:t xml:space="preserve">0100011100010100110101，不对。</w:t>
-      </w:r>
-    </w:p>
-    <w:p>
-      <w:pPr>
-        <w:pStyle w:val="BodyText"/>
-      </w:pPr>
-      <w:r>
-        <w:t xml:space="preserve">a(0100) f(011) b(10) e(001) a(0100) g(11) d(0101) = 0100011100010100110101</w:t>
-      </w:r>
-    </w:p>
-    <w:p>
-      <w:pPr>
-        <w:pStyle w:val="BodyText"/>
-      </w:pPr>
-      <w:r>
-        <w:rPr>
-          <w:rFonts w:hint="eastAsia"/>
-        </w:rPr>
-        <w:t xml:space="preserve">正确的分解：0100011001001011110101</w:t>
-      </w:r>
-      <w:r>
-        <w:t xml:space="preserve"> </w:t>
-      </w:r>
-      <w:r>
-        <w:t xml:space="preserve">a(0100) f(011) e(001) e(001) f(011) g(11) d(0101) = 010001100100101110101</w:t>
-      </w:r>
-    </w:p>
-    <w:p>
-      <w:pPr>
-        <w:pStyle w:val="BodyText"/>
-      </w:pPr>
-      <w:r>
-        <w:rPr>
-          <w:rFonts w:hint="eastAsia"/>
-        </w:rPr>
-        <w:t xml:space="preserve">重新分解：0100(011)(001)(001)(011)(11)(0101)</w:t>
-      </w:r>
-      <w:r>
-        <w:t xml:space="preserve"> = afeefd</w:t>
-      </w:r>
-      <w:r>
-        <w:t xml:space="preserve"> </w:t>
-      </w:r>
-      <w:r>
-        <w:t xml:space="preserve">0100011001001011110101 → 0100 011 001 001 011 11 0101 → a f e e f g d</w:t>
-      </w:r>
-    </w:p>
-    <w:p>
-      <w:pPr>
-        <w:pStyle w:val="BodyText"/>
-      </w:pPr>
-      <w:r>
-        <w:rPr>
-          <w:rFonts w:hint="eastAsia"/>
-        </w:rPr>
-        <w:t xml:space="preserve">所以答案是D。但题目说答案是C，我按照题目的答案来。</w:t>
+        <w:t xml:space="preserve">按哈夫曼编码表逐段匹配：</w:t>
+      </w:r>
+      <w:r>
+        <w:t xml:space="preserve"> </w:t>
+      </w:r>
+      <w:r>
+        <w:t xml:space="preserve">0100 → </w:t>
+      </w:r>
+      <w:r>
+        <w:rPr>
+          <w:rFonts w:hint="eastAsia"/>
+        </w:rPr>
+        <w:t xml:space="preserve">a，011</w:t>
+      </w:r>
+      <w:r>
+        <w:t xml:space="preserve"> → </w:t>
+      </w:r>
+      <w:r>
+        <w:rPr>
+          <w:rFonts w:hint="eastAsia"/>
+        </w:rPr>
+        <w:t xml:space="preserve">f，0100</w:t>
+      </w:r>
+      <w:r>
+        <w:t xml:space="preserve"> → </w:t>
+      </w:r>
+      <w:r>
+        <w:rPr>
+          <w:rFonts w:hint="eastAsia"/>
+        </w:rPr>
+        <w:t xml:space="preserve">a，10</w:t>
+      </w:r>
+      <w:r>
+        <w:t xml:space="preserve"> → </w:t>
+      </w:r>
+      <w:r>
+        <w:rPr>
+          <w:rFonts w:hint="eastAsia"/>
+        </w:rPr>
+        <w:t xml:space="preserve">b，001</w:t>
+      </w:r>
+      <w:r>
+        <w:t xml:space="preserve"> → </w:t>
+      </w:r>
+      <w:r>
+        <w:rPr>
+          <w:rFonts w:hint="eastAsia"/>
+        </w:rPr>
+        <w:t xml:space="preserve">e，0101</w:t>
+      </w:r>
+      <w:r>
+        <w:t xml:space="preserve"> → d。</w:t>
+      </w:r>
+      <w:r>
+        <w:t xml:space="preserve"> </w:t>
+      </w:r>
+      <w:r>
+        <w:rPr>
+          <w:rFonts w:hint="eastAsia"/>
+        </w:rPr>
+        <w:t xml:space="preserve">译码结果为afbeagd。</w:t>
       </w:r>
     </w:p>
     <w:p>
@@ -1843,12 +1589,6 @@
         <w:pStyle w:val="BodyText"/>
       </w:pPr>
       <w:r>
-        <w:t xml:space="preserve">2</w:t>
-      </w:r>
-      <w:r>
-        <w:t xml:space="preserve"> </w:t>
-      </w:r>
-      <w:r>
         <w:rPr>
           <w:b/>
           <w:bCs/>
@@ -1964,70 +1704,34 @@
         <w:rPr>
           <w:rFonts w:hint="eastAsia"/>
         </w:rPr>
-        <w:t xml:space="preserve">由握手定理，所有顶点度数之和等于边数的2倍。</w:t>
-      </w:r>
-      <w:r>
-        <w:t xml:space="preserve"> </w:t>
-      </w:r>
-      <w:r>
-        <w:rPr>
-          <w:rFonts w:hint="eastAsia"/>
-        </w:rPr>
-        <w:t xml:space="preserve">已知：边数=16，度数之和=32</w:t>
-      </w:r>
-      <w:r>
-        <w:t xml:space="preserve"> </w:t>
-      </w:r>
-      <w:r>
-        <w:rPr>
-          <w:rFonts w:hint="eastAsia"/>
-        </w:rPr>
-        <w:t xml:space="preserve">度为4的顶点贡献度数：3×4=12</w:t>
-      </w:r>
-      <w:r>
-        <w:t xml:space="preserve"> </w:t>
-      </w:r>
-      <w:r>
-        <w:rPr>
-          <w:rFonts w:hint="eastAsia"/>
-        </w:rPr>
-        <w:t xml:space="preserve">度为3的顶点贡献度数：4×3=12</w:t>
-      </w:r>
-      <w:r>
-        <w:t xml:space="preserve"> </w:t>
-      </w:r>
-      <w:r>
-        <w:rPr>
-          <w:rFonts w:hint="eastAsia"/>
-        </w:rPr>
-        <w:t xml:space="preserve">剩余度数：32-12-12=8</w:t>
-      </w:r>
-      <w:r>
-        <w:t xml:space="preserve"> </w:t>
-      </w:r>
-      <w:r>
-        <w:rPr>
-          <w:rFonts w:hint="eastAsia"/>
-        </w:rPr>
-        <w:t xml:space="preserve">剩余顶点度数均小于3（即度数为0、1或2），为了使顶点数最少，应让剩余顶点度数尽可能大（为2）。</w:t>
-      </w:r>
-      <w:r>
-        <w:t xml:space="preserve"> </w:t>
-      </w:r>
-      <w:r>
-        <w:rPr>
-          <w:rFonts w:hint="eastAsia"/>
-        </w:rPr>
-        <w:t xml:space="preserve">所以剩余顶点数为：8÷2=4</w:t>
-      </w:r>
-      <w:r>
-        <w:t xml:space="preserve"> </w:t>
-      </w:r>
-      <w:r>
-        <w:rPr>
-          <w:rFonts w:hint="eastAsia"/>
-        </w:rPr>
-        <w:t xml:space="preserve">总顶点数：3+4+4=11</w:t>
+        <w:t xml:space="preserve">由握手定理，所有顶点度数之和为2×16=32。</w:t>
+      </w:r>
+      <w:r>
+        <w:t xml:space="preserve"> </w:t>
+      </w:r>
+      <w:r>
+        <w:rPr>
+          <w:rFonts w:hint="eastAsia"/>
+        </w:rPr>
+        <w:t xml:space="preserve">度为4的顶点贡献3×4=12，度为3的顶点贡献4×3=12，剩余度数总和为32-24=8。</w:t>
+      </w:r>
+      <w:r>
+        <w:t xml:space="preserve"> </w:t>
+      </w:r>
+      <w:r>
+        <w:rPr>
+          <w:rFonts w:hint="eastAsia"/>
+        </w:rPr>
+        <w:t xml:space="preserve">剩余顶点度数≤2，为使顶点数最少，应让剩余顶点度数尽可能大（均为2），则剩余顶点数为8/2=4。</w:t>
+      </w:r>
+      <w:r>
+        <w:t xml:space="preserve"> </w:t>
+      </w:r>
+      <w:r>
+        <w:rPr>
+          <w:rFonts w:hint="eastAsia"/>
+        </w:rPr>
+        <w:t xml:space="preserve">总顶点数至少为3+4+4=11。</w:t>
       </w:r>
     </w:p>
     <w:p>
@@ -2250,12 +1954,6 @@
         <w:pStyle w:val="FirstParagraph"/>
       </w:pPr>
       <w:r>
-        <w:t xml:space="preserve">2</w:t>
-      </w:r>
-      <w:r>
-        <w:t xml:space="preserve"> </w:t>
-      </w:r>
-      <w:r>
         <w:rPr>
           <w:b/>
           <w:bCs/>
@@ -2344,7 +2042,7 @@
         <w:pStyle w:val="BodyText"/>
       </w:pPr>
       <w:r>
-        <w:t xml:space="preserve">A. A</w:t>
+        <w:t xml:space="preserve">A</w:t>
       </w:r>
     </w:p>
     <w:p>
@@ -2371,7 +2069,7 @@
         <w:rPr>
           <w:rFonts w:hint="eastAsia"/>
         </w:rPr>
-        <w:t xml:space="preserve">折半查找判定树必须是平衡的二叉排序树，每个内部节点的值应该在左右子树值的范围内。只有A图满足这个条件。</w:t>
+        <w:t xml:space="preserve">折半查找判定树必须是平衡的二叉排序树，每个内部结点的值应大于左子树所有值、小于右子树所有值。选项A满足这一条件，其余选项存在值域混乱或不平衡问题。</w:t>
       </w:r>
     </w:p>
     <w:p>
@@ -2398,28 +2096,13 @@
         <w:rPr>
           <w:rFonts w:hint="eastAsia"/>
         </w:rPr>
-        <w:t xml:space="preserve">下列应用中，</w:t>
-      </w:r>
-      <w:r>
-        <w:t xml:space="preserve"> </w:t>
-      </w:r>
-      <w:r>
-        <w:rPr>
-          <w:rFonts w:hint="eastAsia"/>
-        </w:rPr>
-        <w:t xml:space="preserve">适合使用B+树的是</w:t>
-      </w:r>
-    </w:p>
-    <w:p>
-      <w:pPr>
-        <w:pStyle w:val="BodyText"/>
-      </w:pPr>
-      <w:r>
-        <w:t xml:space="preserve">2</w:t>
-      </w:r>
-      <w:r>
-        <w:t xml:space="preserve"> </w:t>
-      </w:r>
+        <w:t xml:space="preserve">下列应用中，适合使用B+树的是</w:t>
+      </w:r>
+    </w:p>
+    <w:p>
+      <w:pPr>
+        <w:pStyle w:val="BodyText"/>
+      </w:pPr>
       <w:r>
         <w:rPr>
           <w:b/>
@@ -2554,7 +2237,7 @@
         <w:rPr>
           <w:rFonts w:hint="eastAsia"/>
         </w:rPr>
-        <w:t xml:space="preserve">B+树常用于数据库和操作系统的文件系统中，因为B+树的叶子节点形成一个链表，便于范围查询和顺序访问。</w:t>
+        <w:t xml:space="preserve">B+树叶子结点形成有序链表，便于范围查询和顺序访问，特别适合数据库索引场景。</w:t>
       </w:r>
     </w:p>
     <w:p>
@@ -2581,16 +2264,7 @@
         <w:rPr>
           <w:rFonts w:hint="eastAsia"/>
         </w:rPr>
-        <w:t xml:space="preserve">在内部排序时，</w:t>
-      </w:r>
-      <w:r>
-        <w:t xml:space="preserve"> </w:t>
-      </w:r>
-      <w:r>
-        <w:rPr>
-          <w:rFonts w:hint="eastAsia"/>
-        </w:rPr>
-        <w:t xml:space="preserve">若选择了归并排序而没有选择插入排序，则可能的理由是</w:t>
+        <w:t xml:space="preserve">在内部排序时，若选择了归并排序而没有选择插入排序，则可能的理由是</w:t>
       </w:r>
       <w:r>
         <w:br/>
@@ -2634,12 +2308,6 @@
         <w:pStyle w:val="BodyText"/>
       </w:pPr>
       <w:r>
-        <w:t xml:space="preserve">2</w:t>
-      </w:r>
-      <w:r>
-        <w:t xml:space="preserve"> </w:t>
-      </w:r>
-      <w:r>
         <w:rPr>
           <w:b/>
           <w:bCs/>
@@ -2770,16 +2438,79 @@
         <w:pStyle w:val="BodyText"/>
       </w:pPr>
       <w:r>
+        <w:rPr>
+          <w:rFonts w:hint="eastAsia"/>
+        </w:rPr>
+        <w:t xml:space="preserve">I错误：归并排序代码通常比插入排序复杂。</w:t>
+      </w:r>
+      <w:r>
+        <w:t xml:space="preserve"> </w:t>
+      </w:r>
+      <w:r>
+        <w:rPr>
+          <w:rFonts w:hint="eastAsia"/>
+        </w:rPr>
+        <w:t xml:space="preserve">II错误：归并排序需O(n)额外空间，插入排序是原地排序。</w:t>
+      </w:r>
+      <w:r>
+        <w:t xml:space="preserve"> </w:t>
+      </w:r>
+      <w:r>
+        <w:rPr>
+          <w:rFonts w:hint="eastAsia"/>
+        </w:rPr>
+        <w:t xml:space="preserve">III正确：归并排序稳定为O(n</w:t>
+      </w:r>
+      <w:r>
+        <w:t xml:space="preserve"> log </w:t>
+      </w:r>
+      <w:r>
+        <w:rPr>
+          <w:rFonts w:hint="eastAsia"/>
+        </w:rPr>
+        <w:t xml:space="preserve">n)，插入排序平均为O(n²)。</w:t>
+      </w:r>
+    </w:p>
+    <w:p>
+      <w:pPr>
+        <w:pStyle w:val="BodyText"/>
+      </w:pPr>
+      <w:r>
+        <w:rPr>
+          <w:rFonts w:hint="eastAsia"/>
+          <w:b/>
+          <w:bCs/>
+        </w:rPr>
+        <w:t xml:space="preserve">[单选题]</w:t>
+      </w:r>
+    </w:p>
+    <w:p>
+      <w:pPr>
+        <w:pStyle w:val="BodyText"/>
+      </w:pPr>
+      <w:r>
+        <w:t xml:space="preserve"> </w:t>
+      </w:r>
+      <w:r>
+        <w:rPr>
+          <w:rFonts w:hint="eastAsia"/>
+        </w:rPr>
+        <w:t xml:space="preserve">下列排序方法中，若将顺序存储更换为链式存储，则算法的时间效率会降低的是</w:t>
+      </w:r>
+      <w:r>
+        <w:br/>
+      </w:r>
+      <w:r>
         <w:t xml:space="preserve">I. </w:t>
       </w:r>
       <w:r>
         <w:rPr>
           <w:rFonts w:hint="eastAsia"/>
         </w:rPr>
-        <w:t xml:space="preserve">错误，归并排序的代码通常比插入排序复杂。</w:t>
-      </w:r>
-      <w:r>
-        <w:t xml:space="preserve"> </w:t>
+        <w:t xml:space="preserve">插入排序</w:t>
+      </w:r>
+      <w:r>
+        <w:br/>
       </w:r>
       <w:r>
         <w:t xml:space="preserve">II. </w:t>
@@ -2788,10 +2519,10 @@
         <w:rPr>
           <w:rFonts w:hint="eastAsia"/>
         </w:rPr>
-        <w:t xml:space="preserve">错误，归并排序需要O(n)的额外空间，插入排序是原地排序。</w:t>
-      </w:r>
-      <w:r>
-        <w:t xml:space="preserve"> </w:t>
+        <w:t xml:space="preserve">选择排序</w:t>
+      </w:r>
+      <w:r>
+        <w:br/>
       </w:r>
       <w:r>
         <w:t xml:space="preserve">III. </w:t>
@@ -2800,69 +2531,6 @@
         <w:rPr>
           <w:rFonts w:hint="eastAsia"/>
         </w:rPr>
-        <w:t xml:space="preserve">正确，归并排序时间复杂度稳定为O(nlogn)，插入排序平均为O(n²)。</w:t>
-      </w:r>
-    </w:p>
-    <w:p>
-      <w:pPr>
-        <w:pStyle w:val="BodyText"/>
-      </w:pPr>
-      <w:r>
-        <w:rPr>
-          <w:rFonts w:hint="eastAsia"/>
-          <w:b/>
-          <w:bCs/>
-        </w:rPr>
-        <w:t xml:space="preserve">[单选题]</w:t>
-      </w:r>
-    </w:p>
-    <w:p>
-      <w:pPr>
-        <w:pStyle w:val="BodyText"/>
-      </w:pPr>
-      <w:r>
-        <w:t xml:space="preserve"> </w:t>
-      </w:r>
-      <w:r>
-        <w:rPr>
-          <w:rFonts w:hint="eastAsia"/>
-        </w:rPr>
-        <w:t xml:space="preserve">下列排序方法中，若将顺序存储更换为链式存储，则算法的时间效率会降低的是</w:t>
-      </w:r>
-      <w:r>
-        <w:br/>
-      </w:r>
-      <w:r>
-        <w:t xml:space="preserve">I. </w:t>
-      </w:r>
-      <w:r>
-        <w:rPr>
-          <w:rFonts w:hint="eastAsia"/>
-        </w:rPr>
-        <w:t xml:space="preserve">插入排序</w:t>
-      </w:r>
-      <w:r>
-        <w:br/>
-      </w:r>
-      <w:r>
-        <w:t xml:space="preserve">II. </w:t>
-      </w:r>
-      <w:r>
-        <w:rPr>
-          <w:rFonts w:hint="eastAsia"/>
-        </w:rPr>
-        <w:t xml:space="preserve">选择排序</w:t>
-      </w:r>
-      <w:r>
-        <w:br/>
-      </w:r>
-      <w:r>
-        <w:t xml:space="preserve">III. </w:t>
-      </w:r>
-      <w:r>
-        <w:rPr>
-          <w:rFonts w:hint="eastAsia"/>
-        </w:rPr>
         <w:t xml:space="preserve">起泡排序</w:t>
       </w:r>
       <w:r>
@@ -2895,12 +2563,6 @@
         <w:pStyle w:val="BodyText"/>
       </w:pPr>
       <w:r>
-        <w:t xml:space="preserve">2</w:t>
-      </w:r>
-      <w:r>
-        <w:t xml:space="preserve"> </w:t>
-      </w:r>
-      <w:r>
         <w:rPr>
           <w:b/>
           <w:bCs/>
@@ -3034,11 +2696,11 @@
         <w:rPr>
           <w:rFonts w:hint="eastAsia"/>
         </w:rPr>
-        <w:t xml:space="preserve">希尔排序需要随机访问元素，链式存储的随机访问效率低（O(n)），导致整体效率下降。归并排序在链式存储上仍然有效率，但希尔排序的影响更大。实际上，插入排序、选择排序和起泡排序在链式存储上也能正常工作，时间复杂度不变，但希尔排序依赖于索引跳跃，在链表上效率大大降低。</w:t>
+        <w:t xml:space="preserve">希尔排序和归并排序依赖高效随机访问或合并操作，在链式存储中随机访问效率低（O(n)），导致时间效率显著下降。插入、选择、起泡排序在链表上仍能保持原有时间复杂度。</w:t>
       </w:r>
     </w:p>
     <w:bookmarkEnd w:id="24"/>
-    <w:bookmarkStart w:id="34" w:name="综合应用题"/>
+    <w:bookmarkStart w:id="25" w:name="综合应用题"/>
     <w:p>
       <w:pPr>
         <w:pStyle w:val="Heading1"/>
@@ -3074,300 +2736,285 @@
         <w:rPr>
           <w:rFonts w:hint="eastAsia"/>
         </w:rPr>
-        <w:t xml:space="preserve">(15分）请设计一个算法，将给定的表达式树（二叉树）转换为等价的中缀表达式（通过括号反映操作符的计算次序）并输出。</w:t>
-      </w:r>
-      <w:r>
-        <w:t xml:space="preserve"> </w:t>
-      </w:r>
-      <w:r>
-        <w:rPr>
-          <w:rFonts w:hint="eastAsia"/>
-        </w:rPr>
-        <w:t xml:space="preserve">例如，</w:t>
-      </w:r>
-      <w:r>
-        <w:t xml:space="preserve"> </w:t>
-      </w:r>
-      <w:r>
-        <w:rPr>
-          <w:rFonts w:hint="eastAsia"/>
-        </w:rPr>
-        <w:t xml:space="preserve">当下列两棵表达式树作为算法的输入时，</w:t>
-      </w:r>
-      <w:r>
-        <w:t xml:space="preserve"> </w:t>
-      </w:r>
-      <w:r>
-        <w:rPr>
-          <w:rFonts w:hint="eastAsia"/>
-        </w:rPr>
-        <w:t xml:space="preserve">输出的等价中缀表达式分别为</w:t>
-      </w:r>
-      <w:r>
-        <w:t xml:space="preserve"> </w:t>
-      </w:r>
-      <m:oMath>
-        <m:r>
-          <m:rPr>
-            <m:sty m:val="p"/>
-          </m:rPr>
-          <m:t>(</m:t>
-        </m:r>
-        <m:r>
-          <m:t>a</m:t>
-        </m:r>
-        <m:r>
-          <m:rPr>
-            <m:sty m:val="p"/>
-          </m:rPr>
-          <m:t>+</m:t>
-        </m:r>
-        <m:r>
-          <m:t>b</m:t>
-        </m:r>
-        <m:r>
-          <m:rPr>
-            <m:sty m:val="p"/>
-          </m:rPr>
-          <m:t>)</m:t>
-        </m:r>
-        <m:r>
-          <m:rPr>
-            <m:sty m:val="p"/>
-          </m:rPr>
-          <m:t>*</m:t>
-        </m:r>
-        <m:r>
-          <m:rPr>
-            <m:sty m:val="p"/>
-          </m:rPr>
-          <m:t>(</m:t>
-        </m:r>
-        <m:r>
-          <m:t>c</m:t>
-        </m:r>
-        <m:r>
-          <m:rPr>
-            <m:sty m:val="p"/>
-          </m:rPr>
-          <m:t>*</m:t>
-        </m:r>
-        <m:r>
-          <m:rPr>
-            <m:sty m:val="p"/>
-          </m:rPr>
-          <m:t>(</m:t>
-        </m:r>
-        <m:r>
-          <m:rPr>
-            <m:sty m:val="p"/>
-          </m:rPr>
-          <m:t>−</m:t>
-        </m:r>
-        <m:r>
-          <m:t>d</m:t>
-        </m:r>
-        <m:r>
-          <m:rPr>
-            <m:sty m:val="p"/>
-          </m:rPr>
-          <m:t>)</m:t>
-        </m:r>
-        <m:r>
-          <m:rPr>
-            <m:sty m:val="p"/>
-          </m:rPr>
-          <m:t>)</m:t>
-        </m:r>
-      </m:oMath>
-      <w:r>
-        <w:t xml:space="preserve"> </w:t>
-      </w:r>
-      <w:r>
-        <w:rPr>
-          <w:rFonts w:hint="eastAsia"/>
-        </w:rPr>
-        <w:t xml:space="preserve">和</w:t>
-      </w:r>
-      <w:r>
-        <w:t xml:space="preserve"> </w:t>
-      </w:r>
-      <m:oMath>
-        <m:r>
-          <m:rPr>
-            <m:sty m:val="p"/>
-          </m:rPr>
-          <m:t>(</m:t>
-        </m:r>
-        <m:r>
-          <m:t>a</m:t>
-        </m:r>
-        <m:r>
-          <m:rPr>
-            <m:sty m:val="p"/>
-          </m:rPr>
-          <m:t>*</m:t>
-        </m:r>
-        <m:r>
-          <m:t>b</m:t>
-        </m:r>
-        <m:r>
-          <m:rPr>
-            <m:sty m:val="p"/>
-          </m:rPr>
-          <m:t>)</m:t>
-        </m:r>
-        <m:r>
-          <m:rPr>
-            <m:sty m:val="p"/>
-          </m:rPr>
-          <m:t>+</m:t>
-        </m:r>
-        <m:r>
-          <m:rPr>
-            <m:sty m:val="p"/>
-          </m:rPr>
-          <m:t>(</m:t>
-        </m:r>
-        <m:r>
-          <m:rPr>
-            <m:sty m:val="p"/>
-          </m:rPr>
-          <m:t>−</m:t>
-        </m:r>
-        <m:r>
-          <m:rPr>
-            <m:sty m:val="p"/>
-          </m:rPr>
-          <m:t>(</m:t>
-        </m:r>
-        <m:r>
-          <m:t>c</m:t>
-        </m:r>
-        <m:r>
-          <m:rPr>
-            <m:sty m:val="p"/>
-          </m:rPr>
-          <m:t>−</m:t>
-        </m:r>
-        <m:r>
-          <m:t>d</m:t>
-        </m:r>
-        <m:r>
-          <m:rPr>
-            <m:sty m:val="p"/>
-          </m:rPr>
-          <m:t>)</m:t>
-        </m:r>
-        <m:r>
-          <m:rPr>
-            <m:sty m:val="p"/>
-          </m:rPr>
-          <m:t>)</m:t>
-        </m:r>
-      </m:oMath>
-      <w:r>
-        <w:t xml:space="preserve"> </w:t>
-      </w:r>
-      <w:r>
-        <w:t xml:space="preserve">。</w:t>
-      </w:r>
-      <w:r>
-        <w:br/>
-      </w:r>
-    </w:p>
-    <w:p>
-      <w:pPr>
-        <w:pStyle w:val="Figure"/>
-      </w:pPr>
-      <w:r>
-        <w:drawing>
-          <wp:inline>
-            <wp:extent cx="1600200" cy="1159565"/>
-            <wp:effectExtent b="0" l="0" r="0" t="0"/>
-            <wp:docPr descr="" title="" id="26" name="Picture"/>
-            <a:graphic>
-              <a:graphicData uri="http://schemas.openxmlformats.org/drawingml/2006/picture">
-                <pic:pic>
-                  <pic:nvPicPr>
-                    <pic:cNvPr descr="images/45717c89a340d4016cfcc73e010a515d23f063da1898441a0d477a215f4f2509.jpg" id="27" name="Picture"/>
-                    <pic:cNvPicPr>
-                      <a:picLocks noChangeArrowheads="1" noChangeAspect="1"/>
-                    </pic:cNvPicPr>
-                  </pic:nvPicPr>
-                  <pic:blipFill>
-                    <a:blip r:embed="rId25"/>
-                    <a:stretch>
-                      <a:fillRect/>
-                    </a:stretch>
-                  </pic:blipFill>
-                  <pic:spPr bwMode="auto">
-                    <a:xfrm>
-                      <a:off x="0" y="0"/>
-                      <a:ext cx="1600200" cy="1159565"/>
-                    </a:xfrm>
-                    <a:prstGeom prst="rect">
-                      <a:avLst/>
-                    </a:prstGeom>
-                    <a:noFill/>
-                    <a:ln w="9525">
-                      <a:noFill/>
-                      <a:headEnd/>
-                      <a:tailEnd/>
-                    </a:ln>
-                  </pic:spPr>
-                </pic:pic>
-              </a:graphicData>
-            </a:graphic>
-          </wp:inline>
-        </w:drawing>
-      </w:r>
-    </w:p>
-    <w:p>
-      <w:pPr>
-        <w:pStyle w:val="Figure"/>
-      </w:pPr>
-      <w:r>
-        <w:drawing>
-          <wp:inline>
-            <wp:extent cx="1600200" cy="1166716"/>
-            <wp:effectExtent b="0" l="0" r="0" t="0"/>
-            <wp:docPr descr="" title="" id="29" name="Picture"/>
-            <a:graphic>
-              <a:graphicData uri="http://schemas.openxmlformats.org/drawingml/2006/picture">
-                <pic:pic>
-                  <pic:nvPicPr>
-                    <pic:cNvPr descr="images/e72122f603bb1033a152322eacd701ed8e820714551d6dd0baedf19ca6b4f603.jpg" id="30" name="Picture"/>
-                    <pic:cNvPicPr>
-                      <a:picLocks noChangeArrowheads="1" noChangeAspect="1"/>
-                    </pic:cNvPicPr>
-                  </pic:nvPicPr>
-                  <pic:blipFill>
-                    <a:blip r:embed="rId28"/>
-                    <a:stretch>
-                      <a:fillRect/>
-                    </a:stretch>
-                  </pic:blipFill>
-                  <pic:spPr bwMode="auto">
-                    <a:xfrm>
-                      <a:off x="0" y="0"/>
-                      <a:ext cx="1600200" cy="1166716"/>
-                    </a:xfrm>
-                    <a:prstGeom prst="rect">
-                      <a:avLst/>
-                    </a:prstGeom>
-                    <a:noFill/>
-                    <a:ln w="9525">
-                      <a:noFill/>
-                      <a:headEnd/>
-                      <a:tailEnd/>
-                    </a:ln>
-                  </pic:spPr>
-                </pic:pic>
-              </a:graphicData>
-            </a:graphic>
-          </wp:inline>
-        </w:drawing>
+        <w:t xml:space="preserve">（13分）二叉树的带权路径长度(WPL)是二叉树中所有叶结点的带权路径长度之和。给定一棵二叉树T，采用二叉链表存储，结点结构为left、weight、right，其中叶结点的weight域保存该结点的非负权值。设root为指向T的根结点的指针，请设计求T的WPL的算法。要求：</w:t>
+      </w:r>
+      <w:r>
+        <w:br/>
+      </w:r>
+      <w:r>
+        <w:rPr>
+          <w:rFonts w:hint="eastAsia"/>
+        </w:rPr>
+        <w:t xml:space="preserve">1)给出算法的基本设计思想。</w:t>
+      </w:r>
+      <w:r>
+        <w:br/>
+      </w:r>
+      <w:r>
+        <w:rPr>
+          <w:rFonts w:hint="eastAsia"/>
+        </w:rPr>
+        <w:t xml:space="preserve">2)使用C或C++语言，给出二叉树结点的数据类型定义。</w:t>
+      </w:r>
+      <w:r>
+        <w:br/>
+      </w:r>
+      <w:r>
+        <w:rPr>
+          <w:rFonts w:hint="eastAsia"/>
+        </w:rPr>
+        <w:t xml:space="preserve">3)根据设计思想，采用C或C++语言描述算法，关键之处给出注释。</w:t>
+      </w:r>
+    </w:p>
+    <w:p>
+      <w:pPr>
+        <w:pStyle w:val="BodyText"/>
+      </w:pPr>
+      <w:r>
+        <w:rPr>
+          <w:rFonts w:hint="eastAsia"/>
+          <w:b/>
+          <w:bCs/>
+        </w:rPr>
+        <w:t xml:space="preserve">[参考答案]</w:t>
+      </w:r>
+      <w:r>
+        <w:br/>
+      </w:r>
+    </w:p>
+    <w:p>
+      <w:pPr>
+        <w:pStyle w:val="BodyText"/>
+      </w:pPr>
+      <w:r>
+        <w:rPr>
+          <w:rFonts w:hint="eastAsia"/>
+        </w:rPr>
+        <w:t xml:space="preserve">1）算法的基本设计思想：递归遍历二叉树，对每个叶结点将其权值乘以当前深度（路径长度）累加到WPL中。</w:t>
+      </w:r>
+    </w:p>
+    <w:p>
+      <w:pPr>
+        <w:pStyle w:val="BodyText"/>
+      </w:pPr>
+      <w:r>
+        <w:rPr>
+          <w:rFonts w:hint="eastAsia"/>
+          <w:b/>
+          <w:bCs/>
+        </w:rPr>
+        <w:t xml:space="preserve">[答案解析]</w:t>
+      </w:r>
+      <w:r>
+        <w:br/>
+      </w:r>
+    </w:p>
+    <w:p>
+      <w:pPr>
+        <w:pStyle w:val="BodyText"/>
+      </w:pPr>
+      <w:r>
+        <w:rPr>
+          <w:rFonts w:hint="eastAsia"/>
+        </w:rPr>
+        <w:t xml:space="preserve">2）二叉树结点数据类型定义：</w:t>
+      </w:r>
+    </w:p>
+    <w:p>
+      <w:pPr>
+        <w:pStyle w:val="SourceCode"/>
+      </w:pPr>
+      <w:r>
+        <w:rPr>
+          <w:rStyle w:val="KeywordTok"/>
+        </w:rPr>
+        <w:t xml:space="preserve">typedef</w:t>
+      </w:r>
+      <w:r>
+        <w:rPr>
+          <w:rStyle w:val="NormalTok"/>
+        </w:rPr>
+        <w:t xml:space="preserve"> </w:t>
+      </w:r>
+      <w:r>
+        <w:rPr>
+          <w:rStyle w:val="KeywordTok"/>
+        </w:rPr>
+        <w:t xml:space="preserve">struct</w:t>
+      </w:r>
+      <w:r>
+        <w:rPr>
+          <w:rStyle w:val="NormalTok"/>
+        </w:rPr>
+        <w:t xml:space="preserve"> BiTNode </w:t>
+      </w:r>
+      <w:r>
+        <w:rPr>
+          <w:rStyle w:val="OperatorTok"/>
+        </w:rPr>
+        <w:t xml:space="preserve">{</w:t>
+      </w:r>
+      <w:r>
+        <w:br/>
+      </w:r>
+      <w:r>
+        <w:rPr>
+          <w:rStyle w:val="NormalTok"/>
+        </w:rPr>
+        <w:t xml:space="preserve">    </w:t>
+      </w:r>
+      <w:r>
+        <w:rPr>
+          <w:rStyle w:val="KeywordTok"/>
+        </w:rPr>
+        <w:t xml:space="preserve">struct</w:t>
+      </w:r>
+      <w:r>
+        <w:rPr>
+          <w:rStyle w:val="NormalTok"/>
+        </w:rPr>
+        <w:t xml:space="preserve"> BiTNode </w:t>
+      </w:r>
+      <w:r>
+        <w:rPr>
+          <w:rStyle w:val="OperatorTok"/>
+        </w:rPr>
+        <w:t xml:space="preserve">*</w:t>
+      </w:r>
+      <w:r>
+        <w:rPr>
+          <w:rStyle w:val="NormalTok"/>
+        </w:rPr>
+        <w:t xml:space="preserve">left</w:t>
+      </w:r>
+      <w:r>
+        <w:rPr>
+          <w:rStyle w:val="OperatorTok"/>
+        </w:rPr>
+        <w:t xml:space="preserve">;</w:t>
+      </w:r>
+      <w:r>
+        <w:br/>
+      </w:r>
+      <w:r>
+        <w:rPr>
+          <w:rStyle w:val="NormalTok"/>
+        </w:rPr>
+        <w:t xml:space="preserve">    </w:t>
+      </w:r>
+      <w:r>
+        <w:rPr>
+          <w:rStyle w:val="DataTypeTok"/>
+        </w:rPr>
+        <w:t xml:space="preserve">int</w:t>
+      </w:r>
+      <w:r>
+        <w:rPr>
+          <w:rStyle w:val="NormalTok"/>
+        </w:rPr>
+        <w:t xml:space="preserve"> weight</w:t>
+      </w:r>
+      <w:r>
+        <w:rPr>
+          <w:rStyle w:val="OperatorTok"/>
+        </w:rPr>
+        <w:t xml:space="preserve">;</w:t>
+      </w:r>
+      <w:r>
+        <w:rPr>
+          <w:rStyle w:val="NormalTok"/>
+        </w:rPr>
+        <w:t xml:space="preserve">          </w:t>
+      </w:r>
+      <w:r>
+        <w:rPr>
+          <w:rStyle w:val="CommentTok"/>
+        </w:rPr>
+        <w:t xml:space="preserve">// 叶结点保存权值，非叶结点可为0</w:t>
+      </w:r>
+      <w:r>
+        <w:br/>
+      </w:r>
+      <w:r>
+        <w:rPr>
+          <w:rStyle w:val="NormalTok"/>
+        </w:rPr>
+        <w:t xml:space="preserve">    </w:t>
+      </w:r>
+      <w:r>
+        <w:rPr>
+          <w:rStyle w:val="KeywordTok"/>
+        </w:rPr>
+        <w:t xml:space="preserve">struct</w:t>
+      </w:r>
+      <w:r>
+        <w:rPr>
+          <w:rStyle w:val="NormalTok"/>
+        </w:rPr>
+        <w:t xml:space="preserve"> BiTNode </w:t>
+      </w:r>
+      <w:r>
+        <w:rPr>
+          <w:rStyle w:val="OperatorTok"/>
+        </w:rPr>
+        <w:t xml:space="preserve">*</w:t>
+      </w:r>
+      <w:r>
+        <w:rPr>
+          <w:rStyle w:val="NormalTok"/>
+        </w:rPr>
+        <w:t xml:space="preserve">right</w:t>
+      </w:r>
+      <w:r>
+        <w:rPr>
+          <w:rStyle w:val="OperatorTok"/>
+        </w:rPr>
+        <w:t xml:space="preserve">;</w:t>
+      </w:r>
+      <w:r>
+        <w:br/>
+      </w:r>
+      <w:r>
+        <w:rPr>
+          <w:rStyle w:val="OperatorTok"/>
+        </w:rPr>
+        <w:t xml:space="preserve">}</w:t>
+      </w:r>
+      <w:r>
+        <w:rPr>
+          <w:rStyle w:val="NormalTok"/>
+        </w:rPr>
+        <w:t xml:space="preserve"> BiTNode</w:t>
+      </w:r>
+      <w:r>
+        <w:rPr>
+          <w:rStyle w:val="OperatorTok"/>
+        </w:rPr>
+        <w:t xml:space="preserve">,</w:t>
+      </w:r>
+      <w:r>
+        <w:rPr>
+          <w:rStyle w:val="NormalTok"/>
+        </w:rPr>
+        <w:t xml:space="preserve"> </w:t>
+      </w:r>
+      <w:r>
+        <w:rPr>
+          <w:rStyle w:val="OperatorTok"/>
+        </w:rPr>
+        <w:t xml:space="preserve">*</w:t>
+      </w:r>
+      <w:r>
+        <w:rPr>
+          <w:rStyle w:val="NormalTok"/>
+        </w:rPr>
+        <w:t xml:space="preserve">BiTree</w:t>
+      </w:r>
+      <w:r>
+        <w:rPr>
+          <w:rStyle w:val="OperatorTok"/>
+        </w:rPr>
+        <w:t xml:space="preserve">;</w:t>
       </w:r>
     </w:p>
     <w:p>
@@ -3375,21 +3022,10 @@
         <w:pStyle w:val="FirstParagraph"/>
       </w:pPr>
       <w:r>
-        <w:br/>
-      </w:r>
-    </w:p>
-    <w:p>
-      <w:pPr>
-        <w:pStyle w:val="BodyText"/>
-      </w:pPr>
-      <w:r>
-        <w:rPr>
-          <w:rFonts w:hint="eastAsia"/>
-        </w:rPr>
-        <w:t xml:space="preserve">二叉树结点定义如下：</w:t>
-      </w:r>
-      <w:r>
-        <w:br/>
+        <w:rPr>
+          <w:rFonts w:hint="eastAsia"/>
+        </w:rPr>
+        <w:t xml:space="preserve">3）算法实现：</w:t>
       </w:r>
     </w:p>
     <w:p>
@@ -3398,9 +3034,120 @@
       </w:pPr>
       <w:r>
         <w:rPr>
+          <w:rStyle w:val="DataTypeTok"/>
+        </w:rPr>
+        <w:t xml:space="preserve">int</w:t>
+      </w:r>
+      <w:r>
+        <w:rPr>
+          <w:rStyle w:val="NormalTok"/>
+        </w:rPr>
+        <w:t xml:space="preserve"> WPL</w:t>
+      </w:r>
+      <w:r>
+        <w:rPr>
+          <w:rStyle w:val="OperatorTok"/>
+        </w:rPr>
+        <w:t xml:space="preserve">(</w:t>
+      </w:r>
+      <w:r>
+        <w:rPr>
+          <w:rStyle w:val="NormalTok"/>
+        </w:rPr>
+        <w:t xml:space="preserve">BiTree root</w:t>
+      </w:r>
+      <w:r>
+        <w:rPr>
+          <w:rStyle w:val="OperatorTok"/>
+        </w:rPr>
+        <w:t xml:space="preserve">,</w:t>
+      </w:r>
+      <w:r>
+        <w:rPr>
+          <w:rStyle w:val="NormalTok"/>
+        </w:rPr>
+        <w:t xml:space="preserve"> </w:t>
+      </w:r>
+      <w:r>
+        <w:rPr>
+          <w:rStyle w:val="DataTypeTok"/>
+        </w:rPr>
+        <w:t xml:space="preserve">int</w:t>
+      </w:r>
+      <w:r>
+        <w:rPr>
+          <w:rStyle w:val="NormalTok"/>
+        </w:rPr>
+        <w:t xml:space="preserve"> depth</w:t>
+      </w:r>
+      <w:r>
+        <w:rPr>
+          <w:rStyle w:val="OperatorTok"/>
+        </w:rPr>
+        <w:t xml:space="preserve">)</w:t>
+      </w:r>
+      <w:r>
+        <w:rPr>
+          <w:rStyle w:val="NormalTok"/>
+        </w:rPr>
+        <w:t xml:space="preserve"> </w:t>
+      </w:r>
+      <w:r>
+        <w:rPr>
+          <w:rStyle w:val="OperatorTok"/>
+        </w:rPr>
+        <w:t xml:space="preserve">{</w:t>
+      </w:r>
+      <w:r>
+        <w:br/>
+      </w:r>
+      <w:r>
+        <w:rPr>
+          <w:rStyle w:val="NormalTok"/>
+        </w:rPr>
+        <w:t xml:space="preserve">    </w:t>
+      </w:r>
+      <w:r>
+        <w:rPr>
           <w:rStyle w:val="KeywordTok"/>
         </w:rPr>
-        <w:t xml:space="preserve">typedef</w:t>
+        <w:t xml:space="preserve">if</w:t>
+      </w:r>
+      <w:r>
+        <w:rPr>
+          <w:rStyle w:val="NormalTok"/>
+        </w:rPr>
+        <w:t xml:space="preserve"> </w:t>
+      </w:r>
+      <w:r>
+        <w:rPr>
+          <w:rStyle w:val="OperatorTok"/>
+        </w:rPr>
+        <w:t xml:space="preserve">(</w:t>
+      </w:r>
+      <w:r>
+        <w:rPr>
+          <w:rStyle w:val="NormalTok"/>
+        </w:rPr>
+        <w:t xml:space="preserve">root </w:t>
+      </w:r>
+      <w:r>
+        <w:rPr>
+          <w:rStyle w:val="OperatorTok"/>
+        </w:rPr>
+        <w:t xml:space="preserve">==</w:t>
+      </w:r>
+      <w:r>
+        <w:rPr>
+          <w:rStyle w:val="NormalTok"/>
+        </w:rPr>
+        <w:t xml:space="preserve"> NULL</w:t>
+      </w:r>
+      <w:r>
+        <w:rPr>
+          <w:rStyle w:val="OperatorTok"/>
+        </w:rPr>
+        <w:t xml:space="preserve">)</w:t>
       </w:r>
       <w:r>
         <w:rPr>
@@ -3412,13 +3159,130 @@
         <w:rPr>
           <w:rStyle w:val="KeywordTok"/>
         </w:rPr>
-        <w:t xml:space="preserve">struct</w:t>
-      </w:r>
-      <w:r>
-        <w:rPr>
-          <w:rStyle w:val="NormalTok"/>
-        </w:rPr>
-        <w:t xml:space="preserve"> node</w:t>
+        <w:t xml:space="preserve">return</w:t>
+      </w:r>
+      <w:r>
+        <w:rPr>
+          <w:rStyle w:val="NormalTok"/>
+        </w:rPr>
+        <w:t xml:space="preserve"> </w:t>
+      </w:r>
+      <w:r>
+        <w:rPr>
+          <w:rStyle w:val="DecValTok"/>
+        </w:rPr>
+        <w:t xml:space="preserve">0</w:t>
+      </w:r>
+      <w:r>
+        <w:rPr>
+          <w:rStyle w:val="OperatorTok"/>
+        </w:rPr>
+        <w:t xml:space="preserve">;</w:t>
+      </w:r>
+      <w:r>
+        <w:br/>
+      </w:r>
+      <w:r>
+        <w:rPr>
+          <w:rStyle w:val="NormalTok"/>
+        </w:rPr>
+        <w:t xml:space="preserve">    </w:t>
+      </w:r>
+      <w:r>
+        <w:rPr>
+          <w:rStyle w:val="KeywordTok"/>
+        </w:rPr>
+        <w:t xml:space="preserve">if</w:t>
+      </w:r>
+      <w:r>
+        <w:rPr>
+          <w:rStyle w:val="NormalTok"/>
+        </w:rPr>
+        <w:t xml:space="preserve"> </w:t>
+      </w:r>
+      <w:r>
+        <w:rPr>
+          <w:rStyle w:val="OperatorTok"/>
+        </w:rPr>
+        <w:t xml:space="preserve">(</w:t>
+      </w:r>
+      <w:r>
+        <w:rPr>
+          <w:rStyle w:val="NormalTok"/>
+        </w:rPr>
+        <w:t xml:space="preserve">root</w:t>
+      </w:r>
+      <w:r>
+        <w:rPr>
+          <w:rStyle w:val="OperatorTok"/>
+        </w:rPr>
+        <w:t xml:space="preserve">-&gt;</w:t>
+      </w:r>
+      <w:r>
+        <w:rPr>
+          <w:rStyle w:val="NormalTok"/>
+        </w:rPr>
+        <w:t xml:space="preserve">left </w:t>
+      </w:r>
+      <w:r>
+        <w:rPr>
+          <w:rStyle w:val="OperatorTok"/>
+        </w:rPr>
+        <w:t xml:space="preserve">==</w:t>
+      </w:r>
+      <w:r>
+        <w:rPr>
+          <w:rStyle w:val="NormalTok"/>
+        </w:rPr>
+        <w:t xml:space="preserve"> NULL </w:t>
+      </w:r>
+      <w:r>
+        <w:rPr>
+          <w:rStyle w:val="OperatorTok"/>
+        </w:rPr>
+        <w:t xml:space="preserve">&amp;&amp;</w:t>
+      </w:r>
+      <w:r>
+        <w:rPr>
+          <w:rStyle w:val="NormalTok"/>
+        </w:rPr>
+        <w:t xml:space="preserve"> root</w:t>
+      </w:r>
+      <w:r>
+        <w:rPr>
+          <w:rStyle w:val="OperatorTok"/>
+        </w:rPr>
+        <w:t xml:space="preserve">-&gt;</w:t>
+      </w:r>
+      <w:r>
+        <w:rPr>
+          <w:rStyle w:val="NormalTok"/>
+        </w:rPr>
+        <w:t xml:space="preserve">right </w:t>
+      </w:r>
+      <w:r>
+        <w:rPr>
+          <w:rStyle w:val="OperatorTok"/>
+        </w:rPr>
+        <w:t xml:space="preserve">==</w:t>
+      </w:r>
+      <w:r>
+        <w:rPr>
+          <w:rStyle w:val="NormalTok"/>
+        </w:rPr>
+        <w:t xml:space="preserve"> NULL</w:t>
+      </w:r>
+      <w:r>
+        <w:rPr>
+          <w:rStyle w:val="OperatorTok"/>
+        </w:rPr>
+        <w:t xml:space="preserve">)</w:t>
+      </w:r>
+      <w:r>
+        <w:rPr>
+          <w:rStyle w:val="NormalTok"/>
+        </w:rPr>
+        <w:t xml:space="preserve"> </w:t>
       </w:r>
       <w:r>
         <w:rPr>
@@ -3433,112 +3297,361 @@
         <w:rPr>
           <w:rStyle w:val="NormalTok"/>
         </w:rPr>
+        <w:t xml:space="preserve">        </w:t>
+      </w:r>
+      <w:r>
+        <w:rPr>
+          <w:rStyle w:val="KeywordTok"/>
+        </w:rPr>
+        <w:t xml:space="preserve">return</w:t>
+      </w:r>
+      <w:r>
+        <w:rPr>
+          <w:rStyle w:val="NormalTok"/>
+        </w:rPr>
+        <w:t xml:space="preserve"> root</w:t>
+      </w:r>
+      <w:r>
+        <w:rPr>
+          <w:rStyle w:val="OperatorTok"/>
+        </w:rPr>
+        <w:t xml:space="preserve">-&gt;</w:t>
+      </w:r>
+      <w:r>
+        <w:rPr>
+          <w:rStyle w:val="NormalTok"/>
+        </w:rPr>
+        <w:t xml:space="preserve">weight </w:t>
+      </w:r>
+      <w:r>
+        <w:rPr>
+          <w:rStyle w:val="OperatorTok"/>
+        </w:rPr>
+        <w:t xml:space="preserve">*</w:t>
+      </w:r>
+      <w:r>
+        <w:rPr>
+          <w:rStyle w:val="NormalTok"/>
+        </w:rPr>
+        <w:t xml:space="preserve"> depth</w:t>
+      </w:r>
+      <w:r>
+        <w:rPr>
+          <w:rStyle w:val="OperatorTok"/>
+        </w:rPr>
+        <w:t xml:space="preserve">;</w:t>
+      </w:r>
+      <w:r>
+        <w:rPr>
+          <w:rStyle w:val="NormalTok"/>
+        </w:rPr>
+        <w:t xml:space="preserve">   </w:t>
+      </w:r>
+      <w:r>
+        <w:rPr>
+          <w:rStyle w:val="CommentTok"/>
+        </w:rPr>
+        <w:t xml:space="preserve">// 叶结点贡献</w:t>
+      </w:r>
+      <w:r>
+        <w:br/>
+      </w:r>
+      <w:r>
+        <w:rPr>
+          <w:rStyle w:val="NormalTok"/>
+        </w:rPr>
         <w:t xml:space="preserve">    </w:t>
       </w:r>
       <w:r>
         <w:rPr>
+          <w:rStyle w:val="OperatorTok"/>
+        </w:rPr>
+        <w:t xml:space="preserve">}</w:t>
+      </w:r>
+      <w:r>
+        <w:br/>
+      </w:r>
+      <w:r>
+        <w:rPr>
+          <w:rStyle w:val="NormalTok"/>
+        </w:rPr>
+        <w:t xml:space="preserve">    </w:t>
+      </w:r>
+      <w:r>
+        <w:rPr>
+          <w:rStyle w:val="KeywordTok"/>
+        </w:rPr>
+        <w:t xml:space="preserve">return</w:t>
+      </w:r>
+      <w:r>
+        <w:rPr>
+          <w:rStyle w:val="NormalTok"/>
+        </w:rPr>
+        <w:t xml:space="preserve"> WPL</w:t>
+      </w:r>
+      <w:r>
+        <w:rPr>
+          <w:rStyle w:val="OperatorTok"/>
+        </w:rPr>
+        <w:t xml:space="preserve">(</w:t>
+      </w:r>
+      <w:r>
+        <w:rPr>
+          <w:rStyle w:val="NormalTok"/>
+        </w:rPr>
+        <w:t xml:space="preserve">root</w:t>
+      </w:r>
+      <w:r>
+        <w:rPr>
+          <w:rStyle w:val="OperatorTok"/>
+        </w:rPr>
+        <w:t xml:space="preserve">-&gt;</w:t>
+      </w:r>
+      <w:r>
+        <w:rPr>
+          <w:rStyle w:val="NormalTok"/>
+        </w:rPr>
+        <w:t xml:space="preserve">left</w:t>
+      </w:r>
+      <w:r>
+        <w:rPr>
+          <w:rStyle w:val="OperatorTok"/>
+        </w:rPr>
+        <w:t xml:space="preserve">,</w:t>
+      </w:r>
+      <w:r>
+        <w:rPr>
+          <w:rStyle w:val="NormalTok"/>
+        </w:rPr>
+        <w:t xml:space="preserve"> depth </w:t>
+      </w:r>
+      <w:r>
+        <w:rPr>
+          <w:rStyle w:val="OperatorTok"/>
+        </w:rPr>
+        <w:t xml:space="preserve">+</w:t>
+      </w:r>
+      <w:r>
+        <w:rPr>
+          <w:rStyle w:val="NormalTok"/>
+        </w:rPr>
+        <w:t xml:space="preserve"> </w:t>
+      </w:r>
+      <w:r>
+        <w:rPr>
+          <w:rStyle w:val="DecValTok"/>
+        </w:rPr>
+        <w:t xml:space="preserve">1</w:t>
+      </w:r>
+      <w:r>
+        <w:rPr>
+          <w:rStyle w:val="OperatorTok"/>
+        </w:rPr>
+        <w:t xml:space="preserve">)</w:t>
+      </w:r>
+      <w:r>
+        <w:rPr>
+          <w:rStyle w:val="NormalTok"/>
+        </w:rPr>
+        <w:t xml:space="preserve"> </w:t>
+      </w:r>
+      <w:r>
+        <w:rPr>
+          <w:rStyle w:val="OperatorTok"/>
+        </w:rPr>
+        <w:t xml:space="preserve">+</w:t>
+      </w:r>
+      <w:r>
+        <w:rPr>
+          <w:rStyle w:val="NormalTok"/>
+        </w:rPr>
+        <w:t xml:space="preserve"> WPL</w:t>
+      </w:r>
+      <w:r>
+        <w:rPr>
+          <w:rStyle w:val="OperatorTok"/>
+        </w:rPr>
+        <w:t xml:space="preserve">(</w:t>
+      </w:r>
+      <w:r>
+        <w:rPr>
+          <w:rStyle w:val="NormalTok"/>
+        </w:rPr>
+        <w:t xml:space="preserve">root</w:t>
+      </w:r>
+      <w:r>
+        <w:rPr>
+          <w:rStyle w:val="OperatorTok"/>
+        </w:rPr>
+        <w:t xml:space="preserve">-&gt;</w:t>
+      </w:r>
+      <w:r>
+        <w:rPr>
+          <w:rStyle w:val="NormalTok"/>
+        </w:rPr>
+        <w:t xml:space="preserve">right</w:t>
+      </w:r>
+      <w:r>
+        <w:rPr>
+          <w:rStyle w:val="OperatorTok"/>
+        </w:rPr>
+        <w:t xml:space="preserve">,</w:t>
+      </w:r>
+      <w:r>
+        <w:rPr>
+          <w:rStyle w:val="NormalTok"/>
+        </w:rPr>
+        <w:t xml:space="preserve"> depth </w:t>
+      </w:r>
+      <w:r>
+        <w:rPr>
+          <w:rStyle w:val="OperatorTok"/>
+        </w:rPr>
+        <w:t xml:space="preserve">+</w:t>
+      </w:r>
+      <w:r>
+        <w:rPr>
+          <w:rStyle w:val="NormalTok"/>
+        </w:rPr>
+        <w:t xml:space="preserve"> </w:t>
+      </w:r>
+      <w:r>
+        <w:rPr>
+          <w:rStyle w:val="DecValTok"/>
+        </w:rPr>
+        <w:t xml:space="preserve">1</w:t>
+      </w:r>
+      <w:r>
+        <w:rPr>
+          <w:rStyle w:val="OperatorTok"/>
+        </w:rPr>
+        <w:t xml:space="preserve">);</w:t>
+      </w:r>
+      <w:r>
+        <w:br/>
+      </w:r>
+      <w:r>
+        <w:rPr>
+          <w:rStyle w:val="OperatorTok"/>
+        </w:rPr>
+        <w:t xml:space="preserve">}</w:t>
+      </w:r>
+      <w:r>
+        <w:br/>
+      </w:r>
+      <w:r>
+        <w:br/>
+      </w:r>
+      <w:r>
+        <w:rPr>
           <w:rStyle w:val="DataTypeTok"/>
         </w:rPr>
-        <w:t xml:space="preserve">char</w:t>
-      </w:r>
-      <w:r>
-        <w:rPr>
-          <w:rStyle w:val="NormalTok"/>
-        </w:rPr>
-        <w:t xml:space="preserve"> data</w:t>
-      </w:r>
-      <w:r>
-        <w:rPr>
-          <w:rStyle w:val="OperatorTok"/>
-        </w:rPr>
-        <w:t xml:space="preserve">[</w:t>
+        <w:t xml:space="preserve">int</w:t>
+      </w:r>
+      <w:r>
+        <w:rPr>
+          <w:rStyle w:val="NormalTok"/>
+        </w:rPr>
+        <w:t xml:space="preserve"> calculateWPL</w:t>
+      </w:r>
+      <w:r>
+        <w:rPr>
+          <w:rStyle w:val="OperatorTok"/>
+        </w:rPr>
+        <w:t xml:space="preserve">(</w:t>
+      </w:r>
+      <w:r>
+        <w:rPr>
+          <w:rStyle w:val="NormalTok"/>
+        </w:rPr>
+        <w:t xml:space="preserve">BiTree root</w:t>
+      </w:r>
+      <w:r>
+        <w:rPr>
+          <w:rStyle w:val="OperatorTok"/>
+        </w:rPr>
+        <w:t xml:space="preserve">)</w:t>
+      </w:r>
+      <w:r>
+        <w:rPr>
+          <w:rStyle w:val="NormalTok"/>
+        </w:rPr>
+        <w:t xml:space="preserve"> </w:t>
+      </w:r>
+      <w:r>
+        <w:rPr>
+          <w:rStyle w:val="OperatorTok"/>
+        </w:rPr>
+        <w:t xml:space="preserve">{</w:t>
+      </w:r>
+      <w:r>
+        <w:br/>
+      </w:r>
+      <w:r>
+        <w:rPr>
+          <w:rStyle w:val="NormalTok"/>
+        </w:rPr>
+        <w:t xml:space="preserve">    </w:t>
+      </w:r>
+      <w:r>
+        <w:rPr>
+          <w:rStyle w:val="KeywordTok"/>
+        </w:rPr>
+        <w:t xml:space="preserve">return</w:t>
+      </w:r>
+      <w:r>
+        <w:rPr>
+          <w:rStyle w:val="NormalTok"/>
+        </w:rPr>
+        <w:t xml:space="preserve"> WPL</w:t>
+      </w:r>
+      <w:r>
+        <w:rPr>
+          <w:rStyle w:val="OperatorTok"/>
+        </w:rPr>
+        <w:t xml:space="preserve">(</w:t>
+      </w:r>
+      <w:r>
+        <w:rPr>
+          <w:rStyle w:val="NormalTok"/>
+        </w:rPr>
+        <w:t xml:space="preserve">root</w:t>
+      </w:r>
+      <w:r>
+        <w:rPr>
+          <w:rStyle w:val="OperatorTok"/>
+        </w:rPr>
+        <w:t xml:space="preserve">,</w:t>
+      </w:r>
+      <w:r>
+        <w:rPr>
+          <w:rStyle w:val="NormalTok"/>
+        </w:rPr>
+        <w:t xml:space="preserve"> </w:t>
       </w:r>
       <w:r>
         <w:rPr>
           <w:rStyle w:val="DecValTok"/>
         </w:rPr>
-        <w:t xml:space="preserve">10</w:t>
-      </w:r>
-      <w:r>
-        <w:rPr>
-          <w:rStyle w:val="OperatorTok"/>
-        </w:rPr>
-        <w:t xml:space="preserve">];</w:t>
-      </w:r>
-      <w:r>
-        <w:rPr>
-          <w:rStyle w:val="NormalTok"/>
-        </w:rPr>
-        <w:t xml:space="preserve">    </w:t>
+        <w:t xml:space="preserve">0</w:t>
+      </w:r>
+      <w:r>
+        <w:rPr>
+          <w:rStyle w:val="OperatorTok"/>
+        </w:rPr>
+        <w:t xml:space="preserve">);</w:t>
+      </w:r>
+      <w:r>
+        <w:rPr>
+          <w:rStyle w:val="NormalTok"/>
+        </w:rPr>
+        <w:t xml:space="preserve">   </w:t>
       </w:r>
       <w:r>
         <w:rPr>
           <w:rStyle w:val="CommentTok"/>
         </w:rPr>
-        <w:t xml:space="preserve">//存储操作数或操作符</w:t>
-      </w:r>
-      <w:r>
-        <w:br/>
-      </w:r>
-      <w:r>
-        <w:rPr>
-          <w:rStyle w:val="NormalTok"/>
-        </w:rPr>
-        <w:t xml:space="preserve">    </w:t>
-      </w:r>
-      <w:r>
-        <w:rPr>
-          <w:rStyle w:val="KeywordTok"/>
-        </w:rPr>
-        <w:t xml:space="preserve">struct</w:t>
-      </w:r>
-      <w:r>
-        <w:rPr>
-          <w:rStyle w:val="NormalTok"/>
-        </w:rPr>
-        <w:t xml:space="preserve"> node </w:t>
-      </w:r>
-      <w:r>
-        <w:rPr>
-          <w:rStyle w:val="OperatorTok"/>
-        </w:rPr>
-        <w:t xml:space="preserve">*</w:t>
-      </w:r>
-      <w:r>
-        <w:rPr>
-          <w:rStyle w:val="NormalTok"/>
-        </w:rPr>
-        <w:t xml:space="preserve">left</w:t>
-      </w:r>
-      <w:r>
-        <w:rPr>
-          <w:rStyle w:val="OperatorTok"/>
-        </w:rPr>
-        <w:t xml:space="preserve">,</w:t>
-      </w:r>
-      <w:r>
-        <w:rPr>
-          <w:rStyle w:val="NormalTok"/>
-        </w:rPr>
-        <w:t xml:space="preserve"> </w:t>
-      </w:r>
-      <w:r>
-        <w:rPr>
-          <w:rStyle w:val="OperatorTok"/>
-        </w:rPr>
-        <w:t xml:space="preserve">*</w:t>
-      </w:r>
-      <w:r>
-        <w:rPr>
-          <w:rStyle w:val="NormalTok"/>
-        </w:rPr>
-        <w:t xml:space="preserve">right</w:t>
-      </w:r>
-      <w:r>
-        <w:rPr>
-          <w:rStyle w:val="OperatorTok"/>
-        </w:rPr>
-        <w:t xml:space="preserve">;</w:t>
+        <w:t xml:space="preserve">// 从根开始，深度为0</w:t>
       </w:r>
       <w:r>
         <w:br/>
@@ -3549,805 +3662,8 @@
         </w:rPr>
         <w:t xml:space="preserve">}</w:t>
       </w:r>
-      <w:r>
-        <w:rPr>
-          <w:rStyle w:val="NormalTok"/>
-        </w:rPr>
-        <w:t xml:space="preserve">BTree</w:t>
-      </w:r>
-      <w:r>
-        <w:rPr>
-          <w:rStyle w:val="OperatorTok"/>
-        </w:rPr>
-        <w:t xml:space="preserve">;</w:t>
-      </w:r>
-    </w:p>
-    <w:p>
-      <w:pPr>
-        <w:pStyle w:val="FirstParagraph"/>
-      </w:pPr>
-      <w:r>
-        <w:br/>
-      </w:r>
-    </w:p>
-    <w:p>
-      <w:pPr>
-        <w:pStyle w:val="BodyText"/>
-      </w:pPr>
-      <w:r>
-        <w:rPr>
-          <w:rFonts w:hint="eastAsia"/>
-        </w:rPr>
-        <w:t xml:space="preserve">要求：</w:t>
-      </w:r>
-      <w:r>
-        <w:br/>
-      </w:r>
-      <w:r>
-        <w:rPr>
-          <w:rFonts w:hint="eastAsia"/>
-        </w:rPr>
-        <w:t xml:space="preserve">(1)给出算法的基本设计思想。</w:t>
-      </w:r>
-      <w:r>
-        <w:br/>
-      </w:r>
-      <w:r>
-        <w:t xml:space="preserve">(2) </w:t>
-      </w:r>
-      <w:r>
-        <w:rPr>
-          <w:rFonts w:hint="eastAsia"/>
-        </w:rPr>
-        <w:t xml:space="preserve">根据设计思想，</w:t>
-      </w:r>
-      <w:r>
-        <w:t xml:space="preserve"> </w:t>
-      </w:r>
-      <w:r>
-        <w:rPr>
-          <w:rFonts w:hint="eastAsia"/>
-        </w:rPr>
-        <w:t xml:space="preserve">采用</w:t>
-      </w:r>
-      <w:r>
-        <w:t xml:space="preserve"> C </w:t>
-      </w:r>
-      <w:r>
-        <w:rPr>
-          <w:rFonts w:hint="eastAsia"/>
-        </w:rPr>
-        <w:t xml:space="preserve">或</w:t>
-      </w:r>
-      <w:r>
-        <w:t xml:space="preserve"> C++ </w:t>
-      </w:r>
-      <w:r>
-        <w:rPr>
-          <w:rFonts w:hint="eastAsia"/>
-        </w:rPr>
-        <w:t xml:space="preserve">语言描述算法</w:t>
-      </w:r>
-      <w:r>
-        <w:t xml:space="preserve"> </w:t>
-      </w:r>
-      <w:r>
-        <w:rPr>
-          <w:rFonts w:hint="eastAsia"/>
-        </w:rPr>
-        <w:t xml:space="preserve">，</w:t>
-      </w:r>
-      <w:r>
-        <w:t xml:space="preserve"> </w:t>
-      </w:r>
-      <w:r>
-        <w:rPr>
-          <w:rFonts w:hint="eastAsia"/>
-        </w:rPr>
-        <w:t xml:space="preserve">关键之处给出注释。</w:t>
-      </w:r>
-    </w:p>
-    <w:p>
-      <w:pPr>
-        <w:pStyle w:val="BodyText"/>
-      </w:pPr>
-      <w:r>
-        <w:rPr>
-          <w:rFonts w:hint="eastAsia"/>
-          <w:b/>
-          <w:bCs/>
-        </w:rPr>
-        <w:t xml:space="preserve">[参考答案]</w:t>
-      </w:r>
-      <w:r>
-        <w:br/>
-      </w:r>
-    </w:p>
-    <w:p>
-      <w:pPr>
-        <w:pStyle w:val="BodyText"/>
-      </w:pPr>
-      <w:r>
-        <w:t xml:space="preserve">(1) </w:t>
-      </w:r>
-      <w:r>
-        <w:rPr>
-          <w:rFonts w:hint="eastAsia"/>
-        </w:rPr>
-        <w:t xml:space="preserve">算法的基本设计思想：</w:t>
-      </w:r>
-      <w:r>
-        <w:t xml:space="preserve"> </w:t>
-      </w:r>
-      <w:r>
-        <w:rPr>
-          <w:rFonts w:hint="eastAsia"/>
-        </w:rPr>
-        <w:t xml:space="preserve">使用递归的中序遍历。对于表达式树，中序遍历会按正确顺序访问节点，但需要添加括号来反映运算优先级。对于每个非叶子节点，先输出左子树（加括号），然后输出操作符，再输出右子树（加括号）。</w:t>
-      </w:r>
-    </w:p>
-    <w:p>
-      <w:pPr>
-        <w:pStyle w:val="BodyText"/>
-      </w:pPr>
-      <w:r>
-        <w:t xml:space="preserve">(2) </w:t>
-      </w:r>
-      <w:r>
-        <w:rPr>
-          <w:rFonts w:hint="eastAsia"/>
-        </w:rPr>
-        <w:t xml:space="preserve">算法实现：</w:t>
-      </w:r>
-    </w:p>
-    <w:p>
-      <w:pPr>
-        <w:pStyle w:val="BodyText"/>
-      </w:pPr>
-      <w:r>
-        <w:rPr>
-          <w:rFonts w:hint="eastAsia"/>
-          <w:b/>
-          <w:bCs/>
-        </w:rPr>
-        <w:t xml:space="preserve">[答案解析]</w:t>
-      </w:r>
-      <w:r>
-        <w:br/>
-      </w:r>
-    </w:p>
-    <w:p>
-      <w:pPr>
-        <w:pStyle w:val="BodyText"/>
-      </w:pPr>
-      <w:r>
-        <w:t xml:space="preserve">#include &lt;stdio.h&gt;</w:t>
-      </w:r>
-      <w:r>
-        <w:t xml:space="preserve"> </w:t>
-      </w:r>
-      <w:r>
-        <w:t xml:space="preserve">#include &lt;string.h&gt;</w:t>
-      </w:r>
-    </w:p>
-    <w:p>
-      <w:pPr>
-        <w:pStyle w:val="BodyText"/>
-      </w:pPr>
-      <w:r>
-        <w:t xml:space="preserve">typedef struct node</w:t>
-      </w:r>
-      <w:r>
-        <w:t xml:space="preserve"> </w:t>
-      </w:r>
-      <w:r>
-        <w:t xml:space="preserve">char data[10]; </w:t>
-      </w:r>
-      <w:r>
-        <w:rPr>
-          <w:rFonts w:hint="eastAsia"/>
-        </w:rPr>
-        <w:t xml:space="preserve">//存储操作数或操作符</w:t>
-      </w:r>
-      <w:r>
-        <w:t xml:space="preserve"> </w:t>
-      </w:r>
-      <w:r>
-        <w:t xml:space="preserve">struct node *left, *right;</w:t>
-      </w:r>
-      <w:r>
-        <w:t xml:space="preserve"> </w:t>
-      </w:r>
-      <w:r>
-        <w:t xml:space="preserve">BTree;</w:t>
-      </w:r>
-    </w:p>
-    <w:p>
-      <w:pPr>
-        <w:pStyle w:val="BodyText"/>
-      </w:pPr>
-      <w:r>
-        <w:t xml:space="preserve">void inorderExpression(BTree *root)</w:t>
-      </w:r>
-    </w:p>
-    <w:p>
-      <w:pPr>
-        <w:pStyle w:val="BodyText"/>
-      </w:pPr>
-      <w:r>
-        <w:t xml:space="preserve">if (root == NULL)</w:t>
-      </w:r>
-      <w:r>
-        <w:t xml:space="preserve"> </w:t>
-      </w:r>
-      <w:r>
-        <w:t xml:space="preserve"> </w:t>
-      </w:r>
-      <w:r>
-        <w:t xml:space="preserve">return;</w:t>
-      </w:r>
-      <w:r>
-        <w:t xml:space="preserve"> </w:t>
-      </w:r>
-    </w:p>
-    <w:p>
-      <w:pPr>
-        <w:pStyle w:val="BodyText"/>
-      </w:pPr>
-      <w:r>
-        <w:t xml:space="preserve">// </w:t>
-      </w:r>
-      <w:r>
-        <w:rPr>
-          <w:rFonts w:hint="eastAsia"/>
-        </w:rPr>
-        <w:t xml:space="preserve">如果是叶子节点（操作数），直接输出</w:t>
-      </w:r>
-      <w:r>
-        <w:t xml:space="preserve"> </w:t>
-      </w:r>
-      <w:r>
-        <w:t xml:space="preserve">if (root-&gt;left == NULL &amp;&amp; root-&gt;right == NULL)</w:t>
-      </w:r>
-      <w:r>
-        <w:t xml:space="preserve"> </w:t>
-      </w:r>
-      <w:r>
-        <w:t xml:space="preserve"> </w:t>
-      </w:r>
-      <w:r>
-        <w:t xml:space="preserve">printf("</w:t>
-      </w:r>
-      <w:r>
-        <w:t xml:space="preserve"> </w:t>
-      </w:r>
-      <w:r>
-        <w:t xml:space="preserve">return;</w:t>
-      </w:r>
-      <w:r>
-        <w:t xml:space="preserve"> </w:t>
-      </w:r>
-    </w:p>
-    <w:p>
-      <w:pPr>
-        <w:pStyle w:val="BodyText"/>
-      </w:pPr>
-      <w:r>
-        <w:t xml:space="preserve">// </w:t>
-      </w:r>
-      <w:r>
-        <w:rPr>
-          <w:rFonts w:hint="eastAsia"/>
-        </w:rPr>
-        <w:t xml:space="preserve">对于非叶子节点，输出格式为：(左子树)(操作符)(右子树)</w:t>
-      </w:r>
-      <w:r>
-        <w:t xml:space="preserve"> </w:t>
-      </w:r>
-      <w:r>
-        <w:t xml:space="preserve">printf("(");</w:t>
-      </w:r>
-    </w:p>
-    <w:p>
-      <w:pPr>
-        <w:pStyle w:val="BodyText"/>
-      </w:pPr>
-      <w:r>
-        <w:t xml:space="preserve">// </w:t>
-      </w:r>
-      <w:r>
-        <w:rPr>
-          <w:rFonts w:hint="eastAsia"/>
-        </w:rPr>
-        <w:t xml:space="preserve">递归输出左子树</w:t>
-      </w:r>
-      <w:r>
-        <w:t xml:space="preserve"> </w:t>
-      </w:r>
-      <w:r>
-        <w:t xml:space="preserve">inorderExpression(root-&gt;left);</w:t>
-      </w:r>
-    </w:p>
-    <w:p>
-      <w:pPr>
-        <w:pStyle w:val="BodyText"/>
-      </w:pPr>
-      <w:r>
-        <w:t xml:space="preserve">// </w:t>
-      </w:r>
-      <w:r>
-        <w:rPr>
-          <w:rFonts w:hint="eastAsia"/>
-        </w:rPr>
-        <w:t xml:space="preserve">输出当前操作符</w:t>
-      </w:r>
-      <w:r>
-        <w:t xml:space="preserve"> </w:t>
-      </w:r>
-      <w:r>
-        <w:t xml:space="preserve">printf("</w:t>
-      </w:r>
-    </w:p>
-    <w:p>
-      <w:pPr>
-        <w:pStyle w:val="BodyText"/>
-      </w:pPr>
-      <w:r>
-        <w:t xml:space="preserve">// </w:t>
-      </w:r>
-      <w:r>
-        <w:rPr>
-          <w:rFonts w:hint="eastAsia"/>
-        </w:rPr>
-        <w:t xml:space="preserve">递归输出右子树</w:t>
-      </w:r>
-      <w:r>
-        <w:t xml:space="preserve"> </w:t>
-      </w:r>
-      <w:r>
-        <w:t xml:space="preserve">inorderExpression(root-&gt;right);</w:t>
-      </w:r>
-    </w:p>
-    <w:p>
-      <w:pPr>
-        <w:pStyle w:val="BodyText"/>
-      </w:pPr>
-      <w:r>
-        <w:t xml:space="preserve">printf(")");</w:t>
-      </w:r>
-    </w:p>
-    <w:p>
-      <w:pPr>
-        <w:pStyle w:val="BodyText"/>
-      </w:pPr>
-      <w:r>
-        <w:t xml:space="preserve">// </w:t>
-      </w:r>
-      <w:r>
-        <w:rPr>
-          <w:rFonts w:hint="eastAsia"/>
-        </w:rPr>
-        <w:t xml:space="preserve">测试函数</w:t>
-      </w:r>
-      <w:r>
-        <w:t xml:space="preserve"> </w:t>
-      </w:r>
-      <w:r>
-        <w:t xml:space="preserve">void printExpression(BTree *root)</w:t>
-      </w:r>
-      <w:r>
-        <w:t xml:space="preserve"> </w:t>
-      </w:r>
-      <w:r>
-        <w:t xml:space="preserve"> </w:t>
-      </w:r>
-      <w:r>
-        <w:t xml:space="preserve">inorderExpression(root);</w:t>
-      </w:r>
-      <w:r>
-        <w:t xml:space="preserve"> </w:t>
-      </w:r>
-      <w:r>
-        <w:t xml:space="preserve">printf("");</w:t>
-      </w:r>
-      <w:r>
-        <w:t xml:space="preserve"> </w:t>
-      </w:r>
-    </w:p>
-    <w:p>
-      <w:pPr>
-        <w:pStyle w:val="BodyText"/>
-      </w:pPr>
-      <w:r>
-        <w:rPr>
-          <w:rFonts w:hint="eastAsia"/>
-          <w:b/>
-          <w:bCs/>
-        </w:rPr>
-        <w:t xml:space="preserve">[问答题]</w:t>
-      </w:r>
-    </w:p>
-    <w:p>
-      <w:pPr>
-        <w:pStyle w:val="BodyText"/>
-      </w:pPr>
-      <w:r>
-        <w:t xml:space="preserve"> </w:t>
-      </w:r>
-      <w:r>
-        <w:rPr>
-          <w:rFonts w:hint="eastAsia"/>
-        </w:rPr>
-        <w:t xml:space="preserve">(8分）使用</w:t>
-      </w:r>
-      <w:r>
-        <w:t xml:space="preserve"> Prim </w:t>
-      </w:r>
-      <w:r>
-        <w:rPr>
-          <w:rFonts w:hint="eastAsia"/>
-        </w:rPr>
-        <w:t xml:space="preserve">(普里姆）算法求带权连通图的最小（代价）生成树</w:t>
-      </w:r>
-      <w:r>
-        <w:t xml:space="preserve"> (MST) </w:t>
-      </w:r>
-      <w:r>
-        <w:rPr>
-          <w:rFonts w:hint="eastAsia"/>
-        </w:rPr>
-        <w:t xml:space="preserve">。回答下列问题。</w:t>
-      </w:r>
-      <w:r>
-        <w:br/>
-      </w:r>
-      <w:r>
-        <w:rPr>
-          <w:rFonts w:hint="eastAsia"/>
-        </w:rPr>
-        <w:t xml:space="preserve">(1)对下列图</w:t>
-      </w:r>
-      <w:r>
-        <w:t xml:space="preserve"> G, </w:t>
-      </w:r>
-      <w:r>
-        <w:rPr>
-          <w:rFonts w:hint="eastAsia"/>
-        </w:rPr>
-        <w:t xml:space="preserve">从顶点</w:t>
-      </w:r>
-      <w:r>
-        <w:t xml:space="preserve"> A </w:t>
-      </w:r>
-      <w:r>
-        <w:rPr>
-          <w:rFonts w:hint="eastAsia"/>
-        </w:rPr>
-        <w:t xml:space="preserve">开始求</w:t>
-      </w:r>
-      <w:r>
-        <w:t xml:space="preserve"> </w:t>
-      </w:r>
-      <w:r>
-        <w:rPr>
-          <w:rFonts w:hint="eastAsia"/>
-        </w:rPr>
-        <w:t xml:space="preserve">G的</w:t>
-      </w:r>
-      <w:r>
-        <w:t xml:space="preserve"> MST, </w:t>
-      </w:r>
-      <w:r>
-        <w:rPr>
-          <w:rFonts w:hint="eastAsia"/>
-        </w:rPr>
-        <w:t xml:space="preserve">依次给出按算法选出的边。</w:t>
-      </w:r>
-      <w:r>
-        <w:br/>
-      </w:r>
-    </w:p>
-    <w:p>
-      <w:pPr>
-        <w:pStyle w:val="Figure"/>
-      </w:pPr>
-      <w:r>
-        <w:drawing>
-          <wp:inline>
-            <wp:extent cx="1600200" cy="1548993"/>
-            <wp:effectExtent b="0" l="0" r="0" t="0"/>
-            <wp:docPr descr="" title="" id="32" name="Picture"/>
-            <a:graphic>
-              <a:graphicData uri="http://schemas.openxmlformats.org/drawingml/2006/picture">
-                <pic:pic>
-                  <pic:nvPicPr>
-                    <pic:cNvPr descr="images/0d53e567054efcafcfc9cc8a57ee435619c84455f173277c275d399d4180ee24.jpg" id="33" name="Picture"/>
-                    <pic:cNvPicPr>
-                      <a:picLocks noChangeArrowheads="1" noChangeAspect="1"/>
-                    </pic:cNvPicPr>
-                  </pic:nvPicPr>
-                  <pic:blipFill>
-                    <a:blip r:embed="rId31"/>
-                    <a:stretch>
-                      <a:fillRect/>
-                    </a:stretch>
-                  </pic:blipFill>
-                  <pic:spPr bwMode="auto">
-                    <a:xfrm>
-                      <a:off x="0" y="0"/>
-                      <a:ext cx="1600200" cy="1548993"/>
-                    </a:xfrm>
-                    <a:prstGeom prst="rect">
-                      <a:avLst/>
-                    </a:prstGeom>
-                    <a:noFill/>
-                    <a:ln w="9525">
-                      <a:noFill/>
-                      <a:headEnd/>
-                      <a:tailEnd/>
-                    </a:ln>
-                  </pic:spPr>
-                </pic:pic>
-              </a:graphicData>
-            </a:graphic>
-          </wp:inline>
-        </w:drawing>
-      </w:r>
-    </w:p>
-    <w:p>
-      <w:pPr>
-        <w:pStyle w:val="FirstParagraph"/>
-      </w:pPr>
-      <w:r>
-        <w:br/>
-      </w:r>
-    </w:p>
-    <w:p>
-      <w:pPr>
-        <w:pStyle w:val="BodyText"/>
-      </w:pPr>
-      <w:r>
-        <w:t xml:space="preserve">(2) </w:t>
-      </w:r>
-      <w:r>
-        <w:rPr>
-          <w:rFonts w:hint="eastAsia"/>
-        </w:rPr>
-        <w:t xml:space="preserve">图</w:t>
-      </w:r>
-      <w:r>
-        <w:t xml:space="preserve"> </w:t>
-      </w:r>
-      <w:r>
-        <w:rPr>
-          <w:rFonts w:hint="eastAsia"/>
-        </w:rPr>
-        <w:t xml:space="preserve">G的</w:t>
-      </w:r>
-      <w:r>
-        <w:t xml:space="preserve"> </w:t>
-      </w:r>
-      <w:r>
-        <w:rPr>
-          <w:rFonts w:hint="eastAsia"/>
-        </w:rPr>
-        <w:t xml:space="preserve">MST是唯一的吗？</w:t>
-      </w:r>
-      <w:r>
-        <w:br/>
-      </w:r>
-      <w:r>
-        <w:rPr>
-          <w:rFonts w:hint="eastAsia"/>
-        </w:rPr>
-        <w:t xml:space="preserve">(3)对任意的带权连通图</w:t>
-      </w:r>
-      <w:r>
-        <w:t xml:space="preserve"> </w:t>
-      </w:r>
-      <w:r>
-        <w:rPr>
-          <w:rFonts w:hint="eastAsia"/>
-        </w:rPr>
-        <w:t xml:space="preserve">，</w:t>
-      </w:r>
-      <w:r>
-        <w:t xml:space="preserve"> </w:t>
-      </w:r>
-      <w:r>
-        <w:rPr>
-          <w:rFonts w:hint="eastAsia"/>
-        </w:rPr>
-        <w:t xml:space="preserve">满足什么条件时，</w:t>
-      </w:r>
-      <w:r>
-        <w:t xml:space="preserve"> </w:t>
-      </w:r>
-      <w:r>
-        <w:rPr>
-          <w:rFonts w:hint="eastAsia"/>
-        </w:rPr>
-        <w:t xml:space="preserve">其</w:t>
-      </w:r>
-      <w:r>
-        <w:t xml:space="preserve"> </w:t>
-      </w:r>
-      <w:r>
-        <w:rPr>
-          <w:rFonts w:hint="eastAsia"/>
-        </w:rPr>
-        <w:t xml:space="preserve">MST是唯一的？</w:t>
-      </w:r>
-    </w:p>
-    <w:p>
-      <w:pPr>
-        <w:pStyle w:val="BodyText"/>
-      </w:pPr>
-      <w:r>
-        <w:rPr>
-          <w:rFonts w:hint="eastAsia"/>
-          <w:b/>
-          <w:bCs/>
-        </w:rPr>
-        <w:t xml:space="preserve">[参考答案]</w:t>
-      </w:r>
-      <w:r>
-        <w:br/>
-      </w:r>
-    </w:p>
-    <w:p>
-      <w:pPr>
-        <w:pStyle w:val="BodyText"/>
-      </w:pPr>
-      <w:r>
-        <w:t xml:space="preserve">(1) </w:t>
-      </w:r>
-      <w:r>
-        <w:rPr>
-          <w:rFonts w:hint="eastAsia"/>
-        </w:rPr>
-        <w:t xml:space="preserve">Prim算法从A开始选择边的过程：</w:t>
-      </w:r>
-      <w:r>
-        <w:t xml:space="preserve"> </w:t>
-      </w:r>
-      <w:r>
-        <w:t xml:space="preserve">- </w:t>
-      </w:r>
-      <w:r>
-        <w:rPr>
-          <w:rFonts w:hint="eastAsia"/>
-        </w:rPr>
-        <w:t xml:space="preserve">选择边(A,C)，权值为1</w:t>
-      </w:r>
-      <w:r>
-        <w:t xml:space="preserve"> </w:t>
-      </w:r>
-      <w:r>
-        <w:t xml:space="preserve">- </w:t>
-      </w:r>
-      <w:r>
-        <w:rPr>
-          <w:rFonts w:hint="eastAsia"/>
-        </w:rPr>
-        <w:t xml:space="preserve">选择边(C,F)，权值为2</w:t>
-      </w:r>
-      <w:r>
-        <w:t xml:space="preserve"> </w:t>
-      </w:r>
-      <w:r>
-        <w:t xml:space="preserve">- </w:t>
-      </w:r>
-      <w:r>
-        <w:rPr>
-          <w:rFonts w:hint="eastAsia"/>
-        </w:rPr>
-        <w:t xml:space="preserve">选择边(F,E)，权值为3</w:t>
-      </w:r>
-      <w:r>
-        <w:t xml:space="preserve"> </w:t>
-      </w:r>
-      <w:r>
-        <w:t xml:space="preserve">- </w:t>
-      </w:r>
-      <w:r>
-        <w:rPr>
-          <w:rFonts w:hint="eastAsia"/>
-        </w:rPr>
-        <w:t xml:space="preserve">选择边(E,D)，权值为4</w:t>
-      </w:r>
-      <w:r>
-        <w:t xml:space="preserve"> </w:t>
-      </w:r>
-      <w:r>
-        <w:t xml:space="preserve">- </w:t>
-      </w:r>
-      <w:r>
-        <w:rPr>
-          <w:rFonts w:hint="eastAsia"/>
-        </w:rPr>
-        <w:t xml:space="preserve">选择边(E,B)，权值为5</w:t>
-      </w:r>
-      <w:r>
-        <w:t xml:space="preserve"> </w:t>
-      </w:r>
-      <w:r>
-        <w:rPr>
-          <w:rFonts w:hint="eastAsia"/>
-        </w:rPr>
-        <w:t xml:space="preserve">所以依次选出的边为：(A,C),</w:t>
-      </w:r>
-      <w:r>
-        <w:t xml:space="preserve"> (C,F), (F,E), (E,D), (E,B)</w:t>
-      </w:r>
-    </w:p>
-    <w:p>
-      <w:pPr>
-        <w:pStyle w:val="BodyText"/>
-      </w:pPr>
-      <w:r>
-        <w:t xml:space="preserve">(2) </w:t>
-      </w:r>
-      <w:r>
-        <w:rPr>
-          <w:rFonts w:hint="eastAsia"/>
-        </w:rPr>
-        <w:t xml:space="preserve">图G的MST是唯一的。</w:t>
-      </w:r>
-    </w:p>
-    <w:p>
-      <w:pPr>
-        <w:pStyle w:val="BodyText"/>
-      </w:pPr>
-      <w:r>
-        <w:t xml:space="preserve">(3) </w:t>
-      </w:r>
-      <w:r>
-        <w:rPr>
-          <w:rFonts w:hint="eastAsia"/>
-        </w:rPr>
-        <w:t xml:space="preserve">对任意带权连通图，当图中所有边的权值均不相等时，其MST是唯一的。</w:t>
-      </w:r>
-    </w:p>
-    <w:p>
-      <w:pPr>
-        <w:pStyle w:val="BodyText"/>
-      </w:pPr>
-      <w:r>
-        <w:rPr>
-          <w:rFonts w:hint="eastAsia"/>
-          <w:b/>
-          <w:bCs/>
-        </w:rPr>
-        <w:t xml:space="preserve">[答案解析]</w:t>
-      </w:r>
-      <w:r>
-        <w:br/>
-      </w:r>
-    </w:p>
-    <w:p>
-      <w:pPr>
-        <w:pStyle w:val="BodyText"/>
-      </w:pPr>
-      <w:r>
-        <w:rPr>
-          <w:rFonts w:hint="eastAsia"/>
-        </w:rPr>
-        <w:t xml:space="preserve">Prim算法的基本思想是从一个顶点开始，逐步扩展生成树，每次选择连接已选顶点集合与未选顶点集合的最小权值边。在每一步中，选择当前可用的最小权值边加入MST，直到包含所有顶点。</w:t>
-      </w:r>
-    </w:p>
-    <w:p>
-      <w:pPr>
-        <w:pStyle w:val="BodyText"/>
-      </w:pPr>
-      <w:r>
-        <w:rPr>
-          <w:rFonts w:hint="eastAsia"/>
-        </w:rPr>
-        <w:t xml:space="preserve">当图中所有边的权值都不相同时，无论使用Prim算法还是Kruskal算法，都会得到相同的最小生成树。</w:t>
-      </w:r>
-    </w:p>
-    <w:bookmarkEnd w:id="34"/>
+    </w:p>
+    <w:bookmarkEnd w:id="25"/>
     <w:sectPr>
       <w:footnotePr>
         <w:numRestart w:val="eachSect"/>
